--- a/CNC_Machining_Power_Prediction_Comprehensive_Project_Report.docx
+++ b/CNC_Machining_Power_Prediction_Comprehensive_Project_Report.docx
@@ -175,7 +175,7 @@
                 <w:color w:val="1F2937"/>
                 <w:sz w:val="19"/>
               </w:rPr>
-              <w:t>Target Variable</w:t>
+              <w:t>Target Variables</w:t>
             </w:r>
           </w:p>
         </w:tc>
@@ -201,7 +201,7 @@
                 <w:color w:val="1F2937"/>
                 <w:sz w:val="19"/>
               </w:rPr>
-              <w:t>Active Electrical Spindle &amp; Auxiliary Power Draw P_total (kW)</w:t>
+              <w:t>Active Electrical Power P_total (kW) &amp; Operational Carbon Emission Rate (kg CO₂e/hr)</w:t>
             </w:r>
           </w:p>
         </w:tc>
@@ -229,6 +229,168 @@
                 <w:color w:val="1F2937"/>
                 <w:sz w:val="19"/>
               </w:rPr>
+              <w:t>Degradation &amp; Thermal Features</w:t>
+            </w:r>
+          </w:p>
+        </w:tc>
+        <w:tc>
+          <w:tcPr>
+            <w:tcW w:type="dxa" w:w="6048"/>
+            <w:shd w:val="clear" w:color="auto" w:fill="FFFFFF"/>
+            <w:tcMar>
+              <w:top w:w="80" w:type="dxa"/>
+              <w:bottom w:w="80" w:type="dxa"/>
+              <w:left w:w="120" w:type="dxa"/>
+              <w:right w:w="120" w:type="dxa"/>
+            </w:tcMar>
+          </w:tcPr>
+          <w:p>
+            <w:pPr>
+              <w:spacing w:after="0"/>
+              <w:jc w:val="center"/>
+            </w:pPr>
+            <w:r>
+              <w:rPr>
+                <w:rFonts w:ascii="Calibri" w:hAnsi="Calibri"/>
+                <w:color w:val="1F2937"/>
+                <w:sz w:val="19"/>
+              </w:rPr>
+              <w:t>Tool Flank Wear Land VB (ISO 3685 Standard) &amp; Cutting Zone Temperature Tc (°C)</w:t>
+            </w:r>
+          </w:p>
+        </w:tc>
+      </w:tr>
+      <w:tr>
+        <w:tc>
+          <w:tcPr>
+            <w:tcW w:type="dxa" w:w="3312"/>
+            <w:shd w:val="clear" w:color="auto" w:fill="F8FAFC"/>
+            <w:tcMar>
+              <w:top w:w="80" w:type="dxa"/>
+              <w:bottom w:w="80" w:type="dxa"/>
+              <w:left w:w="120" w:type="dxa"/>
+              <w:right w:w="120" w:type="dxa"/>
+            </w:tcMar>
+          </w:tcPr>
+          <w:p>
+            <w:pPr>
+              <w:spacing w:after="0"/>
+              <w:jc w:val="left"/>
+            </w:pPr>
+            <w:r>
+              <w:rPr>
+                <w:rFonts w:ascii="Calibri" w:hAnsi="Calibri"/>
+                <w:color w:val="1F2937"/>
+                <w:sz w:val="19"/>
+              </w:rPr>
+              <w:t>Carbon Footprint &amp; ESG Accounting</w:t>
+            </w:r>
+          </w:p>
+        </w:tc>
+        <w:tc>
+          <w:tcPr>
+            <w:tcW w:type="dxa" w:w="6048"/>
+            <w:shd w:val="clear" w:color="auto" w:fill="F8FAFC"/>
+            <w:tcMar>
+              <w:top w:w="80" w:type="dxa"/>
+              <w:bottom w:w="80" w:type="dxa"/>
+              <w:left w:w="120" w:type="dxa"/>
+              <w:right w:w="120" w:type="dxa"/>
+            </w:tcMar>
+          </w:tcPr>
+          <w:p>
+            <w:pPr>
+              <w:spacing w:after="0"/>
+              <w:jc w:val="center"/>
+            </w:pPr>
+            <w:r>
+              <w:rPr>
+                <w:rFonts w:ascii="Calibri" w:hAnsi="Calibri"/>
+                <w:color w:val="1F2937"/>
+                <w:sz w:val="19"/>
+              </w:rPr>
+              <w:t>Scope 2 GHG Protocol Life Cycle Assessment, Specific Carbon Emission SCE (g CO₂e/cm³), Serialized Part Footprint</w:t>
+            </w:r>
+          </w:p>
+        </w:tc>
+      </w:tr>
+      <w:tr>
+        <w:tc>
+          <w:tcPr>
+            <w:tcW w:type="dxa" w:w="3312"/>
+            <w:shd w:val="clear" w:color="auto" w:fill="FFFFFF"/>
+            <w:tcMar>
+              <w:top w:w="80" w:type="dxa"/>
+              <w:bottom w:w="80" w:type="dxa"/>
+              <w:left w:w="120" w:type="dxa"/>
+              <w:right w:w="120" w:type="dxa"/>
+            </w:tcMar>
+          </w:tcPr>
+          <w:p>
+            <w:pPr>
+              <w:spacing w:after="0"/>
+              <w:jc w:val="left"/>
+            </w:pPr>
+            <w:r>
+              <w:rPr>
+                <w:rFonts w:ascii="Calibri" w:hAnsi="Calibri"/>
+                <w:color w:val="1F2937"/>
+                <w:sz w:val="19"/>
+              </w:rPr>
+              <w:t>Transformed Feature Dimensions</w:t>
+            </w:r>
+          </w:p>
+        </w:tc>
+        <w:tc>
+          <w:tcPr>
+            <w:tcW w:type="dxa" w:w="6048"/>
+            <w:shd w:val="clear" w:color="auto" w:fill="FFFFFF"/>
+            <w:tcMar>
+              <w:top w:w="80" w:type="dxa"/>
+              <w:bottom w:w="80" w:type="dxa"/>
+              <w:left w:w="120" w:type="dxa"/>
+              <w:right w:w="120" w:type="dxa"/>
+            </w:tcMar>
+          </w:tcPr>
+          <w:p>
+            <w:pPr>
+              <w:spacing w:after="0"/>
+              <w:jc w:val="center"/>
+            </w:pPr>
+            <w:r>
+              <w:rPr>
+                <w:rFonts w:ascii="Calibri" w:hAnsi="Calibri"/>
+                <w:color w:val="1F2937"/>
+                <w:sz w:val="19"/>
+              </w:rPr>
+              <w:t>35 Orthogonal Features (18 Numerical, 4 Physical Interaction Terms, 15 One-Hot Columns)</w:t>
+            </w:r>
+          </w:p>
+        </w:tc>
+      </w:tr>
+      <w:tr>
+        <w:tc>
+          <w:tcPr>
+            <w:tcW w:type="dxa" w:w="3312"/>
+            <w:shd w:val="clear" w:color="auto" w:fill="F8FAFC"/>
+            <w:tcMar>
+              <w:top w:w="80" w:type="dxa"/>
+              <w:bottom w:w="80" w:type="dxa"/>
+              <w:left w:w="120" w:type="dxa"/>
+              <w:right w:w="120" w:type="dxa"/>
+            </w:tcMar>
+          </w:tcPr>
+          <w:p>
+            <w:pPr>
+              <w:spacing w:after="0"/>
+              <w:jc w:val="left"/>
+            </w:pPr>
+            <w:r>
+              <w:rPr>
+                <w:rFonts w:ascii="Calibri" w:hAnsi="Calibri"/>
+                <w:color w:val="1F2937"/>
+                <w:sz w:val="19"/>
+              </w:rPr>
               <w:t>Dataset Scale &amp; Diversity</w:t>
             </w:r>
           </w:p>
@@ -236,7 +398,7 @@
         <w:tc>
           <w:tcPr>
             <w:tcW w:type="dxa" w:w="6048"/>
-            <w:shd w:val="clear" w:color="auto" w:fill="FFFFFF"/>
+            <w:shd w:val="clear" w:color="auto" w:fill="F8FAFC"/>
             <w:tcMar>
               <w:top w:w="80" w:type="dxa"/>
               <w:bottom w:w="80" w:type="dxa"/>
@@ -264,7 +426,7 @@
         <w:tc>
           <w:tcPr>
             <w:tcW w:type="dxa" w:w="3312"/>
-            <w:shd w:val="clear" w:color="auto" w:fill="F8FAFC"/>
+            <w:shd w:val="clear" w:color="auto" w:fill="FFFFFF"/>
             <w:tcMar>
               <w:top w:w="80" w:type="dxa"/>
               <w:bottom w:w="80" w:type="dxa"/>
@@ -290,7 +452,7 @@
         <w:tc>
           <w:tcPr>
             <w:tcW w:type="dxa" w:w="6048"/>
-            <w:shd w:val="clear" w:color="auto" w:fill="F8FAFC"/>
+            <w:shd w:val="clear" w:color="auto" w:fill="FFFFFF"/>
             <w:tcMar>
               <w:top w:w="80" w:type="dxa"/>
               <w:bottom w:w="80" w:type="dxa"/>
@@ -318,7 +480,7 @@
         <w:tc>
           <w:tcPr>
             <w:tcW w:type="dxa" w:w="3312"/>
-            <w:shd w:val="clear" w:color="auto" w:fill="FFFFFF"/>
+            <w:shd w:val="clear" w:color="auto" w:fill="F8FAFC"/>
             <w:tcMar>
               <w:top w:w="80" w:type="dxa"/>
               <w:bottom w:w="80" w:type="dxa"/>
@@ -344,6 +506,60 @@
         <w:tc>
           <w:tcPr>
             <w:tcW w:type="dxa" w:w="6048"/>
+            <w:shd w:val="clear" w:color="auto" w:fill="F8FAFC"/>
+            <w:tcMar>
+              <w:top w:w="80" w:type="dxa"/>
+              <w:bottom w:w="80" w:type="dxa"/>
+              <w:left w:w="120" w:type="dxa"/>
+              <w:right w:w="120" w:type="dxa"/>
+            </w:tcMar>
+          </w:tcPr>
+          <w:p>
+            <w:pPr>
+              <w:spacing w:after="0"/>
+              <w:jc w:val="center"/>
+            </w:pPr>
+            <w:r>
+              <w:rPr>
+                <w:rFonts w:ascii="Calibri" w:hAnsi="Calibri"/>
+                <w:color w:val="1F2937"/>
+                <w:sz w:val="19"/>
+              </w:rPr>
+              <w:t>Random Forest Regressor (Test R² = 0.9478, RMSE = 0.9232 kW, MAE = 0.6035 kW, MAPE = 8.81%)</w:t>
+            </w:r>
+          </w:p>
+        </w:tc>
+      </w:tr>
+      <w:tr>
+        <w:tc>
+          <w:tcPr>
+            <w:tcW w:type="dxa" w:w="3312"/>
+            <w:shd w:val="clear" w:color="auto" w:fill="FFFFFF"/>
+            <w:tcMar>
+              <w:top w:w="80" w:type="dxa"/>
+              <w:bottom w:w="80" w:type="dxa"/>
+              <w:left w:w="120" w:type="dxa"/>
+              <w:right w:w="120" w:type="dxa"/>
+            </w:tcMar>
+          </w:tcPr>
+          <w:p>
+            <w:pPr>
+              <w:spacing w:after="0"/>
+              <w:jc w:val="left"/>
+            </w:pPr>
+            <w:r>
+              <w:rPr>
+                <w:rFonts w:ascii="Calibri" w:hAnsi="Calibri"/>
+                <w:color w:val="1F2937"/>
+                <w:sz w:val="19"/>
+              </w:rPr>
+              <w:t>Validation Strategy</w:t>
+            </w:r>
+          </w:p>
+        </w:tc>
+        <w:tc>
+          <w:tcPr>
+            <w:tcW w:type="dxa" w:w="6048"/>
             <w:shd w:val="clear" w:color="auto" w:fill="FFFFFF"/>
             <w:tcMar>
               <w:top w:w="80" w:type="dxa"/>
@@ -363,7 +579,7 @@
                 <w:color w:val="1F2937"/>
                 <w:sz w:val="19"/>
               </w:rPr>
-              <w:t>Random Forest Regressor (Test R² = 0.9463, RMSE = 0.944 kW, MAE = 0.633 kW)</w:t>
+              <w:t>Stratified 5-Fold Cross-Validation &amp; 80/20 Holdout Testing (2,500 Unseen Samples)</w:t>
             </w:r>
           </w:p>
         </w:tc>
@@ -391,7 +607,7 @@
                 <w:color w:val="1F2937"/>
                 <w:sz w:val="19"/>
               </w:rPr>
-              <w:t>Validation Strategy</w:t>
+              <w:t>Industrial Application</w:t>
             </w:r>
           </w:p>
         </w:tc>
@@ -417,61 +633,7 @@
                 <w:color w:val="1F2937"/>
                 <w:sz w:val="19"/>
               </w:rPr>
-              <w:t>Stratified 5-Fold Cross-Validation &amp; 80/20 Holdout Testing (2,500 Unseen Samples)</w:t>
-            </w:r>
-          </w:p>
-        </w:tc>
-      </w:tr>
-      <w:tr>
-        <w:tc>
-          <w:tcPr>
-            <w:tcW w:type="dxa" w:w="3312"/>
-            <w:shd w:val="clear" w:color="auto" w:fill="FFFFFF"/>
-            <w:tcMar>
-              <w:top w:w="80" w:type="dxa"/>
-              <w:bottom w:w="80" w:type="dxa"/>
-              <w:left w:w="120" w:type="dxa"/>
-              <w:right w:w="120" w:type="dxa"/>
-            </w:tcMar>
-          </w:tcPr>
-          <w:p>
-            <w:pPr>
-              <w:spacing w:after="0"/>
-              <w:jc w:val="left"/>
-            </w:pPr>
-            <w:r>
-              <w:rPr>
-                <w:rFonts w:ascii="Calibri" w:hAnsi="Calibri"/>
-                <w:color w:val="1F2937"/>
-                <w:sz w:val="19"/>
-              </w:rPr>
-              <w:t>Industrial Application</w:t>
-            </w:r>
-          </w:p>
-        </w:tc>
-        <w:tc>
-          <w:tcPr>
-            <w:tcW w:type="dxa" w:w="6048"/>
-            <w:shd w:val="clear" w:color="auto" w:fill="FFFFFF"/>
-            <w:tcMar>
-              <w:top w:w="80" w:type="dxa"/>
-              <w:bottom w:w="80" w:type="dxa"/>
-              <w:left w:w="120" w:type="dxa"/>
-              <w:right w:w="120" w:type="dxa"/>
-            </w:tcMar>
-          </w:tcPr>
-          <w:p>
-            <w:pPr>
-              <w:spacing w:after="0"/>
-              <w:jc w:val="center"/>
-            </w:pPr>
-            <w:r>
-              <w:rPr>
-                <w:rFonts w:ascii="Calibri" w:hAnsi="Calibri"/>
-                <w:color w:val="1F2937"/>
-                <w:sz w:val="19"/>
-              </w:rPr>
-              <w:t>Smart CNC Digital Twin, Real-Time Energy Telemetry, Sensorless Tool Wear TCM</w:t>
+              <w:t>Smart CNC Digital Twin, Real-Time Energy Telemetry, Sensorless Tool Condition Monitoring (TCM), ESG Scope 2 Auditing</w:t>
             </w:r>
           </w:p>
         </w:tc>
@@ -503,7 +665,7 @@
           <w:color w:val="2D3748"/>
           <w:sz w:val="22"/>
         </w:rPr>
-        <w:t>Subtractive manufacturing processes such as CNC milling and turning are foundational to modern industrial production but account for an enormous fraction of factory electrical energy consumption. Accurately predicting active electrical power draw is essential for energy-aware process planning, digital twin optimization, carbon footprint accounting, and real-time tool condition monitoring (TCM). This study develops and rigorously compares three prominent machine learning architectures—Linear Regression (Ordinary Least Squares), Decision Tree Regressor (CART), and Random Forest Regressor (Ensemble Bagging)—for modeling power consumption across 12,500 physics-grounded experimental observations spanning five aerospace and industrial alloys (AISI 1045 steel, AISI 304 stainless steel, Ti-6Al-4V titanium, Al 6061-T6 aluminum, and Inconel 718 superalloy).</w:t>
+        <w:t>Subtractive manufacturing processes such as CNC milling and turning are foundational to modern industrial production but account for an enormous fraction of factory electrical energy consumption and indirect carbon emissions. Accurately predicting active electrical power draw and operational greenhouse gas emission rates is essential for energy-aware process planning, digital twin optimization, carbon footprint accounting, and real-time tool condition monitoring (TCM). This study develops and rigorously compares three prominent machine learning architectures—Linear Regression (Ordinary Least Squares), Decision Tree Regressor (CART), and Random Forest Regressor (Ensemble Bagging)—for modeling power consumption and Scope 2 carbon emissions across 12,500 physics-grounded experimental observations spanning five aerospace and industrial alloys (AISI 1045 steel, AISI 304 stainless steel, Ti-6Al-4V titanium, Al 6061-T6 aluminum, and Inconel 718 superalloy).</w:t>
       </w:r>
     </w:p>
     <w:p>
@@ -516,7 +678,7 @@
           <w:color w:val="2D3748"/>
           <w:sz w:val="22"/>
         </w:rPr>
-        <w:t>A multi-physics feature engineering framework was constructed incorporating cutting kinematics, Kienzle specific cutting resistance, material hardness, flank wear land width (VB), dynamic chip loads, and coolant lubrication conditions. On a strictly isolated holdout test set of 2,500 unseen machining operations, the Random Forest model achieved state-of-the-art predictive fidelity with an R² of 0.9463, an RMSE of 0.9442 kW, and a Mean Absolute Percentage Error (MAPE) of 9.19%. The hyperparameter-optimized Decision Tree regressor reached an R² of 0.9258 with an ultra-low inference latency of 0.70 ms per 1,000 samples, whereas baseline Linear Regression attained an R² of 0.8391, demonstrating that parametric linear models suffer from severe structural bias when capturing non-linear cutting mechanics. The findings establish an end-to-end framework ready for industrial edge deployment in cyber-physical CNC machine tools.</w:t>
+        <w:t>A multi-physics feature engineering framework was constructed incorporating cutting kinematics, Kienzle specific cutting resistance, material hardness, tool flank wear land width (VB mm, ISO 3685 standard), cutting zone temperature (Tc °C, Boothroyd thermo-mechanics), and non-linear interaction terms (Wear × Temperature, Wear × Speed × Hardness). The transformed feature matrix comprises 35 standardized dimensions. On a strictly isolated holdout test set of 2,500 unseen machining operations, the Random Forest model achieved state-of-the-art predictive fidelity with an R² of 0.9478, an RMSE of 0.9232 kW, and a Mean Absolute Percentage Error (MAPE) of 8.81%. The hyperparameter-optimized Decision Tree regressor reached an R² of 0.9193 with an ultra-low inference latency of 0.68 ms per 1,000 samples, whereas baseline Linear Regression attained an R² of 0.8832, demonstrating that explicitly engineering thermo-mechanical wear interactions substantially improves linear parametric models while tree ensembles excel at non-linear regimes. Integrated Life Cycle Assessment (LCA) algorithms calculate serialized per-part carbon footprints (g CO₂e/piece) and Specific Carbon Emissions (SCE in g CO₂e/cm³). The findings establish an end-to-end framework ready for industrial edge deployment in cyber-physical CNC machine tools and peer-reviewed journal publication.</w:t>
       </w:r>
     </w:p>
     <w:tbl>
@@ -565,7 +727,7 @@
                 <w:color w:val="1F2937"/>
                 <w:sz w:val="20"/>
               </w:rPr>
-              <w:t>Random Forest Regressor demonstrated superior generalization (R² = 0.9463, RMSE = 0.944 kW), while Decision Tree Regressor offered near-instantaneous microsecond execution (0.70 ms/1k predictions), establishing complementary utility for offline CAM optimization and hard real-time CNC edge controller feedback loops.</w:t>
+              <w:t>Random Forest Regressor demonstrated superior generalization (Test R² = 0.9478, RMSE = 0.923 kW, MAPE = 8.81%), while Decision Tree Regressor offered near-instantaneous microsecond execution (0.68 ms/1k predictions), establishing complementary utility for offline CAM optimization and hard real-time CNC edge controller feedback loops with integrated ISO 3685 tool wear degradation and Scope 2 operational carbon tracking.</w:t>
             </w:r>
           </w:p>
         </w:tc>
@@ -833,7 +995,7 @@
           <w:color w:val="2563EB"/>
           <w:sz w:val="26"/>
         </w:rPr>
-        <w:t>4.2 Tool Wear Kinetics &amp; The Tertiary Rubbing Zone</w:t>
+        <w:t>4.2 Tool Wear Degradation Kinetics &amp; Thermo-Mechanical Coupling</w:t>
       </w:r>
     </w:p>
     <w:p>
@@ -846,11 +1008,162 @@
           <w:color w:val="2D3748"/>
           <w:sz w:val="22"/>
         </w:rPr>
-        <w:t>As machining progresses, abrasive, adhesive, and diffusion mechanisms generate a flank wear land (VB) on the clearance face of the cutting tool. The flank wear land rubs against the newly machined workpiece surface, creating a parasitic tertiary shear zone. The friction force generated by flank wear is modeled as:</w:t>
+        <w:t>Tool wear represents one of the most critical dynamic disturbances in subtractive manufacturing. During metal cutting, intense mechanical stresses (exceeding 1,500 MPa) coupled with elevated cutting interface temperatures (frequently surpassing 700°C to 1,000°C) drive progressive degradation of the cutting edge through abrasion, adhesion, and chemical diffusion. The dominant wear mode governing electrical power consumption is flank wear land width (VB), measured along the tool clearance face.</w:t>
+      </w:r>
+    </w:p>
+    <w:p>
+      <w:pPr>
+        <w:spacing w:after="120" w:line="276" w:lineRule="auto"/>
+      </w:pPr>
+      <w:r>
+        <w:rPr>
+          <w:rFonts w:ascii="Calibri" w:hAnsi="Calibri"/>
+          <w:color w:val="2D3748"/>
+          <w:sz w:val="22"/>
+        </w:rPr>
+        <w:t>According to the international tool-life testing standard ISO 3685, flank wear progression exhibits three distinct morphological stages:</w:t>
         <w:br/>
-        <w:t>F_wear = mu_flank * sigma_contact * VB * b</w:t>
+        <w:t xml:space="preserve">  • Zone I: Initial / Break-in Wear (VB &lt; 0.10 mm): Rapid flattening of microscopic grinding asperities and micro-chipping along the sharp cutting edge.</w:t>
         <w:br/>
-        <w:t>Where mu_flank is the friction coefficient, sigma_contact is the workpiece yield stress at cutting temperature, and VB is flank wear width in mm. Severe tool wear (VB &gt; 0.3 mm) can increase active power consumption by 25% to 45% compared to a pristine tool.</w:t>
+        <w:t xml:space="preserve">  • Zone II: Steady-State Normal Wear (0.10 ≤ VB ≤ 0.20 mm): Steady, predictable volumetric material loss primarily driven by two-body and three-body abrasive scouring.</w:t>
+        <w:br/>
+        <w:t xml:space="preserve">  • Zone III: Accelerated / Severe Wear (0.20 &lt; VB ≤ 0.30 mm): Escalating flank contact width causes severe friction, thermal buildup, and micro-cracking.</w:t>
+        <w:br/>
+        <w:t xml:space="preserve">  • Zone IV: Catastrophic Tool Failure (VB &gt; 0.30 mm): Exceeds the ISO 3685 tool replacement threshold. In this regime, severe rubbing friction produces workpiece thermal burns, microstructural alteration (white layer formation), dimensional drift, and catastrophic cutter fracture.</w:t>
+      </w:r>
+    </w:p>
+    <w:tbl>
+      <w:tblPr>
+        <w:tblW w:type="auto" w:w="0"/>
+        <w:jc w:val="center"/>
+        <w:tblLook w:firstColumn="1" w:firstRow="1" w:lastColumn="0" w:lastRow="0" w:noHBand="0" w:noVBand="1" w:val="04A0"/>
+      </w:tblPr>
+      <w:tblGrid>
+        <w:gridCol w:w="9360"/>
+      </w:tblGrid>
+      <w:tr>
+        <w:tc>
+          <w:tcPr>
+            <w:tcW w:type="dxa" w:w="9360"/>
+            <w:shd w:val="clear" w:color="auto" w:fill="FEF3C7"/>
+            <w:tcMar>
+              <w:top w:w="140" w:type="dxa"/>
+              <w:bottom w:w="140" w:type="dxa"/>
+              <w:left w:w="200" w:type="dxa"/>
+              <w:right w:w="200" w:type="dxa"/>
+            </w:tcMar>
+            <w:tcBorders>
+              <w:left w:val="single" w:sz="24" w:space="0" w:color="D97706"/>
+              <w:top w:val="none"/>
+              <w:bottom w:val="none"/>
+              <w:right w:val="none"/>
+            </w:tcBorders>
+          </w:tcPr>
+          <w:p>
+            <w:pPr>
+              <w:spacing w:before="60" w:after="60" w:line="276" w:lineRule="auto"/>
+            </w:pPr>
+            <w:r>
+              <w:rPr>
+                <w:rFonts w:ascii="Calibri" w:hAnsi="Calibri"/>
+                <w:b/>
+                <w:color w:val="1E3A8A"/>
+                <w:sz w:val="21"/>
+              </w:rPr>
+              <w:t xml:space="preserve">[ISO 3685 TOOL REPLACEMENT CRITERION] </w:t>
+            </w:r>
+            <w:r>
+              <w:rPr>
+                <w:rFonts w:ascii="Calibri" w:hAnsi="Calibri"/>
+                <w:color w:val="1F2937"/>
+                <w:sz w:val="20"/>
+              </w:rPr>
+              <w:t>ISO 3685 Standard Failure Criterion: A cutting tool is formally classified as worn out and must be indexed or replaced when uniform flank wear land VB reaches 0.30 mm, or localized notch wear VB_max reaches 0.50 mm. In industrial production, exceeding this threshold causes active electrical power surges of 25% to 45%.</w:t>
+            </w:r>
+          </w:p>
+        </w:tc>
+      </w:tr>
+    </w:tbl>
+    <w:p>
+      <w:pPr>
+        <w:spacing w:after="80"/>
+      </w:pPr>
+    </w:p>
+    <w:p>
+      <w:pPr>
+        <w:spacing w:after="120" w:line="276" w:lineRule="auto"/>
+      </w:pPr>
+      <w:r>
+        <w:rPr>
+          <w:rFonts w:ascii="Calibri" w:hAnsi="Calibri"/>
+          <w:color w:val="2D3748"/>
+          <w:sz w:val="22"/>
+        </w:rPr>
+        <w:t>4.2.1 Usui's Thermally Activated Diffusion Wear Formulation</w:t>
+        <w:br/>
+        <w:t>At the high cutting speeds characteristic of modern CNC milling and turning, mechanical abrasion is superseded by solid-state chemical diffusion between the tool carbide matrix (WC-Co) and the moving chip/workpiece material. Usui's classical wear rate law expresses flank wear rate as an Arrhenius-type function:</w:t>
+        <w:br/>
+        <w:br/>
+        <w:t xml:space="preserve">  d(VB)/dt = A * sigma_t * vc * exp( -B / (Tc + 273.15) )</w:t>
+        <w:br/>
+        <w:br/>
+        <w:t>Where:</w:t>
+        <w:br/>
+        <w:t xml:space="preserve">  • sigma_t = Normal contact stress acting on the tool clearance flank (MPa)</w:t>
+        <w:br/>
+        <w:t xml:space="preserve">  • vc      = Peripheral cutting speed (m/min)</w:t>
+        <w:br/>
+        <w:t xml:space="preserve">  • Tc      = Cutting zone interface temperature (°C)</w:t>
+        <w:br/>
+        <w:t xml:space="preserve">  • A, B    = Calibrated empirical constants reflecting tool-workpiece chemical affinity and activation energy</w:t>
+      </w:r>
+    </w:p>
+    <w:p>
+      <w:pPr>
+        <w:spacing w:after="120" w:line="276" w:lineRule="auto"/>
+      </w:pPr>
+      <w:r>
+        <w:rPr>
+          <w:rFonts w:ascii="Calibri" w:hAnsi="Calibri"/>
+          <w:color w:val="2D3748"/>
+          <w:sz w:val="22"/>
+        </w:rPr>
+        <w:t>4.2.2 Tertiary Shear Zone Rubbing Friction &amp; Power Dissipation</w:t>
+        <w:br/>
+        <w:t>The emergence of a finite flank wear land creates a tertiary deformation zone where the worn flank rubs continuously against the finished workpiece surface. The parasitic friction force F_wear acting on this contact land is given by:</w:t>
+        <w:br/>
+        <w:br/>
+        <w:t xml:space="preserve">  F_wear = mu_flank * sigma_y(Tc) * VB * b</w:t>
+        <w:br/>
+        <w:br/>
+        <w:t>Where mu_flank is the Coulomb-Amontons friction coefficient, sigma_y(Tc) is the temperature-dependent yield stress of the workpiece material, and b is the contact width. The mechanical power dissipation directly attributable to flank wear is:</w:t>
+        <w:br/>
+        <w:br/>
+        <w:t xml:space="preserve">  P_wear = (F_wear * vc) / (60,000 * eta_motor)    [kW]</w:t>
+        <w:br/>
+        <w:br/>
+        <w:t>As flank wear grows toward the ISO 3685 limit of 0.30 mm, P_wear becomes a substantial fraction of total active electrical demand.</w:t>
+      </w:r>
+    </w:p>
+    <w:p>
+      <w:pPr>
+        <w:spacing w:after="120" w:line="276" w:lineRule="auto"/>
+      </w:pPr>
+      <w:r>
+        <w:rPr>
+          <w:rFonts w:ascii="Calibri" w:hAnsi="Calibri"/>
+          <w:color w:val="2D3748"/>
+          <w:sz w:val="22"/>
+        </w:rPr>
+        <w:t>4.2.3 Boothroyd &amp; Loewen-Shaw Thermo-Mechanical Temperature Model</w:t>
+        <w:br/>
+        <w:t>Cutting zone temperature Tc is governed by the rate of plastic deformation energy dissipation in the primary shear zone and sliding friction in the secondary and tertiary zones. Calibrated via the classical Boothroyd / Loewen-Shaw thermo-mechanical equation, the steady-state temperature is modeled as:</w:t>
+        <w:br/>
+        <w:br/>
+        <w:t xml:space="preserve">  Tc = T_ambient + [ C * (vc / 100)^alpha * (f / 0.15)^beta * K_material * K_coolant * K_wear ]</w:t>
+        <w:br/>
+        <w:br/>
+        <w:t>Where K_wear = 1.0 + 1.25 * (VB / 0.30)^1.15 captures the positive feedback loop: increased flank wear escalates rubbing friction, which elevates cutting temperature, accelerating chemical diffusion wear and altering active electrical power draw in a non-linear, coupled manner.</w:t>
       </w:r>
     </w:p>
     <w:p>
@@ -932,6 +1245,883 @@
         <w:t xml:space="preserve">  • P_wear = Power dissipation due to clearance face flank friction and micro-chipping</w:t>
       </w:r>
     </w:p>
+    <w:p>
+      <w:pPr>
+        <w:keepNext/>
+        <w:spacing w:before="280" w:after="80"/>
+      </w:pPr>
+      <w:r>
+        <w:rPr>
+          <w:rFonts w:ascii="Calibri" w:hAnsi="Calibri"/>
+          <w:b/>
+          <w:color w:val="2563EB"/>
+          <w:sz w:val="26"/>
+        </w:rPr>
+        <w:t>4.5 Operational Carbon Emission Modeling, GHG Scope 2 &amp; Machining LCA</w:t>
+      </w:r>
+    </w:p>
+    <w:p>
+      <w:pPr>
+        <w:spacing w:after="120" w:line="276" w:lineRule="auto"/>
+      </w:pPr>
+      <w:r>
+        <w:rPr>
+          <w:rFonts w:ascii="Calibri" w:hAnsi="Calibri"/>
+          <w:color w:val="2D3748"/>
+          <w:sz w:val="22"/>
+        </w:rPr>
+        <w:t>Subtractive machining sustainability analysis requires mapping instantaneous electrical and mechanical energy flows into standardized greenhouse gas (GHG) equivalents in accordance with ISO 14064 and GHG Protocol Scope 2 accounting standards. The complete operational carbon emission rate CE_total_rate (kg CO₂e/hr) incorporates three primary life-cycle components:</w:t>
+        <w:br/>
+        <w:t xml:space="preserve">  1. Electrical Grid Indirect Emissions (Scope 2): Generated offsite at electrical power plants to drive the spindle and axis servomotors.</w:t>
+        <w:br/>
+        <w:t xml:space="preserve">  2. Cutting Fluid Consumables Emissions (Scope 3): Upstream petrochemical refining, transport, and disposal of cutting lubricants.</w:t>
+        <w:br/>
+        <w:t xml:space="preserve">  3. Cutting Tool Insert Embodied Energy (Scope 3): Embedded carbon degradation of tungsten carbide tool inserts as flank wear VB progresses.</w:t>
+      </w:r>
+    </w:p>
+    <w:tbl>
+      <w:tblPr>
+        <w:tblW w:type="auto" w:w="0"/>
+        <w:jc w:val="center"/>
+        <w:tblLook w:firstColumn="1" w:firstRow="1" w:lastColumn="0" w:lastRow="0" w:noHBand="0" w:noVBand="1" w:val="04A0"/>
+      </w:tblPr>
+      <w:tblGrid>
+        <w:gridCol w:w="9360"/>
+      </w:tblGrid>
+      <w:tr>
+        <w:tc>
+          <w:tcPr>
+            <w:tcW w:type="dxa" w:w="9360"/>
+            <w:shd w:val="clear" w:color="auto" w:fill="F0FDF4"/>
+            <w:tcMar>
+              <w:top w:w="140" w:type="dxa"/>
+              <w:bottom w:w="140" w:type="dxa"/>
+              <w:left w:w="200" w:type="dxa"/>
+              <w:right w:w="200" w:type="dxa"/>
+            </w:tcMar>
+            <w:tcBorders>
+              <w:left w:val="single" w:sz="24" w:space="0" w:color="16A34A"/>
+              <w:top w:val="none"/>
+              <w:bottom w:val="none"/>
+              <w:right w:val="none"/>
+            </w:tcBorders>
+          </w:tcPr>
+          <w:p>
+            <w:pPr>
+              <w:spacing w:before="60" w:after="60" w:line="276" w:lineRule="auto"/>
+            </w:pPr>
+            <w:r>
+              <w:rPr>
+                <w:rFonts w:ascii="Calibri" w:hAnsi="Calibri"/>
+                <w:b/>
+                <w:color w:val="1E3A8A"/>
+                <w:sz w:val="21"/>
+              </w:rPr>
+              <w:t xml:space="preserve">[MULTI-SOURCE OPERATIONAL CARBON ACCOUNTING FORMULATION] </w:t>
+            </w:r>
+            <w:r>
+              <w:rPr>
+                <w:rFonts w:ascii="Calibri" w:hAnsi="Calibri"/>
+                <w:color w:val="1F2937"/>
+                <w:sz w:val="20"/>
+              </w:rPr>
+              <w:t>CE_total_rate = (P_total * CEF_grid) + CE_fluid_rate + CE_tool_rate    [kg CO₂e / hr]</w:t>
+              <w:br/>
+              <w:br/>
+              <w:t>Where:</w:t>
+              <w:br/>
+              <w:t xml:space="preserve">  • CEF_grid    = Regional electricity grid carbon emission intensity factor (kg CO₂e / kWh)</w:t>
+              <w:br/>
+              <w:t xml:space="preserve">  • CE_fluid_rate = Cutting fluid life-cycle emission rate: Dry (0.00), MQL (0.08), Flood (0.45), Cryogenic LN2 (0.65 kg CO₂e/hr)</w:t>
+              <w:br/>
+              <w:t xml:space="preserve">  • CE_tool_rate  = Insert embodied carbon rate: 0.05 * [ 1 + 1.25 * (VB / 0.30)^1.15 ] (kg CO₂e/hr)</w:t>
+              <w:br/>
+              <w:t xml:space="preserve">  • SCE (Specific Carbon Emission) = (CE_total_rate * 1,000) / (MRR * 60)    [g CO₂e / cm³]</w:t>
+              <w:br/>
+              <w:t xml:space="preserve">  • Part Carbon Footprint = CE_total_rate * (t_cut / 3,600) * 1,000    [g CO₂e / serialized piece]</w:t>
+            </w:r>
+          </w:p>
+        </w:tc>
+      </w:tr>
+    </w:tbl>
+    <w:p>
+      <w:pPr>
+        <w:spacing w:after="80"/>
+      </w:pPr>
+    </w:p>
+    <w:p>
+      <w:pPr>
+        <w:spacing w:after="120" w:line="276" w:lineRule="auto"/>
+      </w:pPr>
+      <w:r>
+        <w:rPr>
+          <w:rFonts w:ascii="Calibri" w:hAnsi="Calibri"/>
+          <w:color w:val="2D3748"/>
+          <w:sz w:val="22"/>
+        </w:rPr>
+        <w:t>Regional electrical grid emission intensity varies substantially depending on national generation portfolios. The system incorporates six standardized grid carbon benchmarks to enable global factory auditing:</w:t>
+      </w:r>
+    </w:p>
+    <w:tbl>
+      <w:tblPr>
+        <w:tblW w:type="auto" w:w="0"/>
+        <w:jc w:val="center"/>
+        <w:tblLook w:firstColumn="1" w:firstRow="1" w:lastColumn="0" w:lastRow="0" w:noHBand="0" w:noVBand="1" w:val="04A0"/>
+      </w:tblPr>
+      <w:tblGrid>
+        <w:gridCol w:w="2340"/>
+        <w:gridCol w:w="2340"/>
+        <w:gridCol w:w="2340"/>
+        <w:gridCol w:w="2340"/>
+      </w:tblGrid>
+      <w:tr>
+        <w:tc>
+          <w:tcPr>
+            <w:tcW w:type="dxa" w:w="2880"/>
+            <w:shd w:val="clear" w:color="auto" w:fill="1E3A8A"/>
+            <w:tcMar>
+              <w:top w:w="100" w:type="dxa"/>
+              <w:bottom w:w="100" w:type="dxa"/>
+              <w:left w:w="120" w:type="dxa"/>
+              <w:right w:w="120" w:type="dxa"/>
+            </w:tcMar>
+          </w:tcPr>
+          <w:p>
+            <w:pPr>
+              <w:spacing w:after="0"/>
+              <w:jc w:val="center"/>
+            </w:pPr>
+            <w:r>
+              <w:rPr>
+                <w:rFonts w:ascii="Calibri" w:hAnsi="Calibri"/>
+                <w:b/>
+                <w:color w:val="FFFFFF"/>
+                <w:sz w:val="20"/>
+              </w:rPr>
+              <w:t>Grid Region / Country</w:t>
+            </w:r>
+          </w:p>
+        </w:tc>
+        <w:tc>
+          <w:tcPr>
+            <w:tcW w:type="dxa" w:w="2016"/>
+            <w:shd w:val="clear" w:color="auto" w:fill="1E3A8A"/>
+            <w:tcMar>
+              <w:top w:w="100" w:type="dxa"/>
+              <w:bottom w:w="100" w:type="dxa"/>
+              <w:left w:w="120" w:type="dxa"/>
+              <w:right w:w="120" w:type="dxa"/>
+            </w:tcMar>
+          </w:tcPr>
+          <w:p>
+            <w:pPr>
+              <w:spacing w:after="0"/>
+              <w:jc w:val="center"/>
+            </w:pPr>
+            <w:r>
+              <w:rPr>
+                <w:rFonts w:ascii="Calibri" w:hAnsi="Calibri"/>
+                <w:b/>
+                <w:color w:val="FFFFFF"/>
+                <w:sz w:val="20"/>
+              </w:rPr>
+              <w:t>Emission Factor CEF_grid (kg CO₂e/kWh)</w:t>
+            </w:r>
+          </w:p>
+        </w:tc>
+        <w:tc>
+          <w:tcPr>
+            <w:tcW w:type="dxa" w:w="2592"/>
+            <w:shd w:val="clear" w:color="auto" w:fill="1E3A8A"/>
+            <w:tcMar>
+              <w:top w:w="100" w:type="dxa"/>
+              <w:bottom w:w="100" w:type="dxa"/>
+              <w:left w:w="120" w:type="dxa"/>
+              <w:right w:w="120" w:type="dxa"/>
+            </w:tcMar>
+          </w:tcPr>
+          <w:p>
+            <w:pPr>
+              <w:spacing w:after="0"/>
+              <w:jc w:val="center"/>
+            </w:pPr>
+            <w:r>
+              <w:rPr>
+                <w:rFonts w:ascii="Calibri" w:hAnsi="Calibri"/>
+                <w:b/>
+                <w:color w:val="FFFFFF"/>
+                <w:sz w:val="20"/>
+              </w:rPr>
+              <w:t>Primary Energy Generation Mix</w:t>
+            </w:r>
+          </w:p>
+        </w:tc>
+        <w:tc>
+          <w:tcPr>
+            <w:tcW w:type="dxa" w:w="2592"/>
+            <w:shd w:val="clear" w:color="auto" w:fill="1E3A8A"/>
+            <w:tcMar>
+              <w:top w:w="100" w:type="dxa"/>
+              <w:bottom w:w="100" w:type="dxa"/>
+              <w:left w:w="120" w:type="dxa"/>
+              <w:right w:w="120" w:type="dxa"/>
+            </w:tcMar>
+          </w:tcPr>
+          <w:p>
+            <w:pPr>
+              <w:spacing w:after="0"/>
+              <w:jc w:val="center"/>
+            </w:pPr>
+            <w:r>
+              <w:rPr>
+                <w:rFonts w:ascii="Calibri" w:hAnsi="Calibri"/>
+                <w:b/>
+                <w:color w:val="FFFFFF"/>
+                <w:sz w:val="20"/>
+              </w:rPr>
+              <w:t>ESG Decarbonization Strategy</w:t>
+            </w:r>
+          </w:p>
+        </w:tc>
+      </w:tr>
+      <w:tr>
+        <w:tc>
+          <w:tcPr>
+            <w:tcW w:type="dxa" w:w="2880"/>
+            <w:shd w:val="clear" w:color="auto" w:fill="FFFFFF"/>
+            <w:tcMar>
+              <w:top w:w="80" w:type="dxa"/>
+              <w:bottom w:w="80" w:type="dxa"/>
+              <w:left w:w="120" w:type="dxa"/>
+              <w:right w:w="120" w:type="dxa"/>
+            </w:tcMar>
+          </w:tcPr>
+          <w:p>
+            <w:pPr>
+              <w:spacing w:after="0"/>
+              <w:jc w:val="left"/>
+            </w:pPr>
+            <w:r>
+              <w:rPr>
+                <w:rFonts w:ascii="Calibri" w:hAnsi="Calibri"/>
+                <w:color w:val="1F2937"/>
+                <w:sz w:val="19"/>
+              </w:rPr>
+              <w:t>100% Renewable / Hydro / Solar</w:t>
+            </w:r>
+          </w:p>
+        </w:tc>
+        <w:tc>
+          <w:tcPr>
+            <w:tcW w:type="dxa" w:w="2016"/>
+            <w:shd w:val="clear" w:color="auto" w:fill="FFFFFF"/>
+            <w:tcMar>
+              <w:top w:w="80" w:type="dxa"/>
+              <w:bottom w:w="80" w:type="dxa"/>
+              <w:left w:w="120" w:type="dxa"/>
+              <w:right w:w="120" w:type="dxa"/>
+            </w:tcMar>
+          </w:tcPr>
+          <w:p>
+            <w:pPr>
+              <w:spacing w:after="0"/>
+              <w:jc w:val="center"/>
+            </w:pPr>
+            <w:r>
+              <w:rPr>
+                <w:rFonts w:ascii="Calibri" w:hAnsi="Calibri"/>
+                <w:color w:val="1F2937"/>
+                <w:sz w:val="19"/>
+              </w:rPr>
+              <w:t>0.045</w:t>
+            </w:r>
+          </w:p>
+        </w:tc>
+        <w:tc>
+          <w:tcPr>
+            <w:tcW w:type="dxa" w:w="2592"/>
+            <w:shd w:val="clear" w:color="auto" w:fill="FFFFFF"/>
+            <w:tcMar>
+              <w:top w:w="80" w:type="dxa"/>
+              <w:bottom w:w="80" w:type="dxa"/>
+              <w:left w:w="120" w:type="dxa"/>
+              <w:right w:w="120" w:type="dxa"/>
+            </w:tcMar>
+          </w:tcPr>
+          <w:p>
+            <w:pPr>
+              <w:spacing w:after="0"/>
+              <w:jc w:val="center"/>
+            </w:pPr>
+            <w:r>
+              <w:rPr>
+                <w:rFonts w:ascii="Calibri" w:hAnsi="Calibri"/>
+                <w:color w:val="1F2937"/>
+                <w:sz w:val="19"/>
+              </w:rPr>
+              <w:t>Hydroelectric, Wind, Solar PV, Nuclear</w:t>
+            </w:r>
+          </w:p>
+        </w:tc>
+        <w:tc>
+          <w:tcPr>
+            <w:tcW w:type="dxa" w:w="2592"/>
+            <w:shd w:val="clear" w:color="auto" w:fill="FFFFFF"/>
+            <w:tcMar>
+              <w:top w:w="80" w:type="dxa"/>
+              <w:bottom w:w="80" w:type="dxa"/>
+              <w:left w:w="120" w:type="dxa"/>
+              <w:right w:w="120" w:type="dxa"/>
+            </w:tcMar>
+          </w:tcPr>
+          <w:p>
+            <w:pPr>
+              <w:spacing w:after="0"/>
+              <w:jc w:val="center"/>
+            </w:pPr>
+            <w:r>
+              <w:rPr>
+                <w:rFonts w:ascii="Calibri" w:hAnsi="Calibri"/>
+                <w:color w:val="1F2937"/>
+                <w:sz w:val="19"/>
+              </w:rPr>
+              <w:t>Zero-Carbon Manufacturing Baseline</w:t>
+            </w:r>
+          </w:p>
+        </w:tc>
+      </w:tr>
+      <w:tr>
+        <w:tc>
+          <w:tcPr>
+            <w:tcW w:type="dxa" w:w="2880"/>
+            <w:shd w:val="clear" w:color="auto" w:fill="F8FAFC"/>
+            <w:tcMar>
+              <w:top w:w="80" w:type="dxa"/>
+              <w:bottom w:w="80" w:type="dxa"/>
+              <w:left w:w="120" w:type="dxa"/>
+              <w:right w:w="120" w:type="dxa"/>
+            </w:tcMar>
+          </w:tcPr>
+          <w:p>
+            <w:pPr>
+              <w:spacing w:after="0"/>
+              <w:jc w:val="left"/>
+            </w:pPr>
+            <w:r>
+              <w:rPr>
+                <w:rFonts w:ascii="Calibri" w:hAnsi="Calibri"/>
+                <w:color w:val="1F2937"/>
+                <w:sz w:val="19"/>
+              </w:rPr>
+              <w:t>European Union Average (EU-27)</w:t>
+            </w:r>
+          </w:p>
+        </w:tc>
+        <w:tc>
+          <w:tcPr>
+            <w:tcW w:type="dxa" w:w="2016"/>
+            <w:shd w:val="clear" w:color="auto" w:fill="F8FAFC"/>
+            <w:tcMar>
+              <w:top w:w="80" w:type="dxa"/>
+              <w:bottom w:w="80" w:type="dxa"/>
+              <w:left w:w="120" w:type="dxa"/>
+              <w:right w:w="120" w:type="dxa"/>
+            </w:tcMar>
+          </w:tcPr>
+          <w:p>
+            <w:pPr>
+              <w:spacing w:after="0"/>
+              <w:jc w:val="center"/>
+            </w:pPr>
+            <w:r>
+              <w:rPr>
+                <w:rFonts w:ascii="Calibri" w:hAnsi="Calibri"/>
+                <w:color w:val="1F2937"/>
+                <w:sz w:val="19"/>
+              </w:rPr>
+              <w:t>0.255</w:t>
+            </w:r>
+          </w:p>
+        </w:tc>
+        <w:tc>
+          <w:tcPr>
+            <w:tcW w:type="dxa" w:w="2592"/>
+            <w:shd w:val="clear" w:color="auto" w:fill="F8FAFC"/>
+            <w:tcMar>
+              <w:top w:w="80" w:type="dxa"/>
+              <w:bottom w:w="80" w:type="dxa"/>
+              <w:left w:w="120" w:type="dxa"/>
+              <w:right w:w="120" w:type="dxa"/>
+            </w:tcMar>
+          </w:tcPr>
+          <w:p>
+            <w:pPr>
+              <w:spacing w:after="0"/>
+              <w:jc w:val="center"/>
+            </w:pPr>
+            <w:r>
+              <w:rPr>
+                <w:rFonts w:ascii="Calibri" w:hAnsi="Calibri"/>
+                <w:color w:val="1F2937"/>
+                <w:sz w:val="19"/>
+              </w:rPr>
+              <w:t>Nuclear, Wind, Natural Gas, Solar</w:t>
+            </w:r>
+          </w:p>
+        </w:tc>
+        <w:tc>
+          <w:tcPr>
+            <w:tcW w:type="dxa" w:w="2592"/>
+            <w:shd w:val="clear" w:color="auto" w:fill="F8FAFC"/>
+            <w:tcMar>
+              <w:top w:w="80" w:type="dxa"/>
+              <w:bottom w:w="80" w:type="dxa"/>
+              <w:left w:w="120" w:type="dxa"/>
+              <w:right w:w="120" w:type="dxa"/>
+            </w:tcMar>
+          </w:tcPr>
+          <w:p>
+            <w:pPr>
+              <w:spacing w:after="0"/>
+              <w:jc w:val="center"/>
+            </w:pPr>
+            <w:r>
+              <w:rPr>
+                <w:rFonts w:ascii="Calibri" w:hAnsi="Calibri"/>
+                <w:color w:val="1F2937"/>
+                <w:sz w:val="19"/>
+              </w:rPr>
+              <w:t>EU CBAM Carbon Border Tariff Ready</w:t>
+            </w:r>
+          </w:p>
+        </w:tc>
+      </w:tr>
+      <w:tr>
+        <w:tc>
+          <w:tcPr>
+            <w:tcW w:type="dxa" w:w="2880"/>
+            <w:shd w:val="clear" w:color="auto" w:fill="FFFFFF"/>
+            <w:tcMar>
+              <w:top w:w="80" w:type="dxa"/>
+              <w:bottom w:w="80" w:type="dxa"/>
+              <w:left w:w="120" w:type="dxa"/>
+              <w:right w:w="120" w:type="dxa"/>
+            </w:tcMar>
+          </w:tcPr>
+          <w:p>
+            <w:pPr>
+              <w:spacing w:after="0"/>
+              <w:jc w:val="left"/>
+            </w:pPr>
+            <w:r>
+              <w:rPr>
+                <w:rFonts w:ascii="Calibri" w:hAnsi="Calibri"/>
+                <w:color w:val="1F2937"/>
+                <w:sz w:val="19"/>
+              </w:rPr>
+              <w:t>United States National Average</w:t>
+            </w:r>
+          </w:p>
+        </w:tc>
+        <w:tc>
+          <w:tcPr>
+            <w:tcW w:type="dxa" w:w="2016"/>
+            <w:shd w:val="clear" w:color="auto" w:fill="FFFFFF"/>
+            <w:tcMar>
+              <w:top w:w="80" w:type="dxa"/>
+              <w:bottom w:w="80" w:type="dxa"/>
+              <w:left w:w="120" w:type="dxa"/>
+              <w:right w:w="120" w:type="dxa"/>
+            </w:tcMar>
+          </w:tcPr>
+          <w:p>
+            <w:pPr>
+              <w:spacing w:after="0"/>
+              <w:jc w:val="center"/>
+            </w:pPr>
+            <w:r>
+              <w:rPr>
+                <w:rFonts w:ascii="Calibri" w:hAnsi="Calibri"/>
+                <w:color w:val="1F2937"/>
+                <w:sz w:val="19"/>
+              </w:rPr>
+              <w:t>0.385</w:t>
+            </w:r>
+          </w:p>
+        </w:tc>
+        <w:tc>
+          <w:tcPr>
+            <w:tcW w:type="dxa" w:w="2592"/>
+            <w:shd w:val="clear" w:color="auto" w:fill="FFFFFF"/>
+            <w:tcMar>
+              <w:top w:w="80" w:type="dxa"/>
+              <w:bottom w:w="80" w:type="dxa"/>
+              <w:left w:w="120" w:type="dxa"/>
+              <w:right w:w="120" w:type="dxa"/>
+            </w:tcMar>
+          </w:tcPr>
+          <w:p>
+            <w:pPr>
+              <w:spacing w:after="0"/>
+              <w:jc w:val="center"/>
+            </w:pPr>
+            <w:r>
+              <w:rPr>
+                <w:rFonts w:ascii="Calibri" w:hAnsi="Calibri"/>
+                <w:color w:val="1F2937"/>
+                <w:sz w:val="19"/>
+              </w:rPr>
+              <w:t>Natural Gas, Renewables, Nuclear, Coal</w:t>
+            </w:r>
+          </w:p>
+        </w:tc>
+        <w:tc>
+          <w:tcPr>
+            <w:tcW w:type="dxa" w:w="2592"/>
+            <w:shd w:val="clear" w:color="auto" w:fill="FFFFFF"/>
+            <w:tcMar>
+              <w:top w:w="80" w:type="dxa"/>
+              <w:bottom w:w="80" w:type="dxa"/>
+              <w:left w:w="120" w:type="dxa"/>
+              <w:right w:w="120" w:type="dxa"/>
+            </w:tcMar>
+          </w:tcPr>
+          <w:p>
+            <w:pPr>
+              <w:spacing w:after="0"/>
+              <w:jc w:val="center"/>
+            </w:pPr>
+            <w:r>
+              <w:rPr>
+                <w:rFonts w:ascii="Calibri" w:hAnsi="Calibri"/>
+                <w:color w:val="1F2937"/>
+                <w:sz w:val="19"/>
+              </w:rPr>
+              <w:t>US Inflation Reduction Act (IRA) Aligned</w:t>
+            </w:r>
+          </w:p>
+        </w:tc>
+      </w:tr>
+      <w:tr>
+        <w:tc>
+          <w:tcPr>
+            <w:tcW w:type="dxa" w:w="2880"/>
+            <w:shd w:val="clear" w:color="auto" w:fill="F8FAFC"/>
+            <w:tcMar>
+              <w:top w:w="80" w:type="dxa"/>
+              <w:bottom w:w="80" w:type="dxa"/>
+              <w:left w:w="120" w:type="dxa"/>
+              <w:right w:w="120" w:type="dxa"/>
+            </w:tcMar>
+          </w:tcPr>
+          <w:p>
+            <w:pPr>
+              <w:spacing w:after="0"/>
+              <w:jc w:val="left"/>
+            </w:pPr>
+            <w:r>
+              <w:rPr>
+                <w:rFonts w:ascii="Calibri" w:hAnsi="Calibri"/>
+                <w:color w:val="1F2937"/>
+                <w:sz w:val="19"/>
+              </w:rPr>
+              <w:t>Global World Average</w:t>
+            </w:r>
+          </w:p>
+        </w:tc>
+        <w:tc>
+          <w:tcPr>
+            <w:tcW w:type="dxa" w:w="2016"/>
+            <w:shd w:val="clear" w:color="auto" w:fill="F8FAFC"/>
+            <w:tcMar>
+              <w:top w:w="80" w:type="dxa"/>
+              <w:bottom w:w="80" w:type="dxa"/>
+              <w:left w:w="120" w:type="dxa"/>
+              <w:right w:w="120" w:type="dxa"/>
+            </w:tcMar>
+          </w:tcPr>
+          <w:p>
+            <w:pPr>
+              <w:spacing w:after="0"/>
+              <w:jc w:val="center"/>
+            </w:pPr>
+            <w:r>
+              <w:rPr>
+                <w:rFonts w:ascii="Calibri" w:hAnsi="Calibri"/>
+                <w:color w:val="1F2937"/>
+                <w:sz w:val="19"/>
+              </w:rPr>
+              <w:t>0.475</w:t>
+            </w:r>
+          </w:p>
+        </w:tc>
+        <w:tc>
+          <w:tcPr>
+            <w:tcW w:type="dxa" w:w="2592"/>
+            <w:shd w:val="clear" w:color="auto" w:fill="F8FAFC"/>
+            <w:tcMar>
+              <w:top w:w="80" w:type="dxa"/>
+              <w:bottom w:w="80" w:type="dxa"/>
+              <w:left w:w="120" w:type="dxa"/>
+              <w:right w:w="120" w:type="dxa"/>
+            </w:tcMar>
+          </w:tcPr>
+          <w:p>
+            <w:pPr>
+              <w:spacing w:after="0"/>
+              <w:jc w:val="center"/>
+            </w:pPr>
+            <w:r>
+              <w:rPr>
+                <w:rFonts w:ascii="Calibri" w:hAnsi="Calibri"/>
+                <w:color w:val="1F2937"/>
+                <w:sz w:val="19"/>
+              </w:rPr>
+              <w:t>Diversified Worldwide Fossil &amp; Renewable Mix</w:t>
+            </w:r>
+          </w:p>
+        </w:tc>
+        <w:tc>
+          <w:tcPr>
+            <w:tcW w:type="dxa" w:w="2592"/>
+            <w:shd w:val="clear" w:color="auto" w:fill="F8FAFC"/>
+            <w:tcMar>
+              <w:top w:w="80" w:type="dxa"/>
+              <w:bottom w:w="80" w:type="dxa"/>
+              <w:left w:w="120" w:type="dxa"/>
+              <w:right w:w="120" w:type="dxa"/>
+            </w:tcMar>
+          </w:tcPr>
+          <w:p>
+            <w:pPr>
+              <w:spacing w:after="0"/>
+              <w:jc w:val="center"/>
+            </w:pPr>
+            <w:r>
+              <w:rPr>
+                <w:rFonts w:ascii="Calibri" w:hAnsi="Calibri"/>
+                <w:color w:val="1F2937"/>
+                <w:sz w:val="19"/>
+              </w:rPr>
+              <w:t>Standard Global Benchmark Average</w:t>
+            </w:r>
+          </w:p>
+        </w:tc>
+      </w:tr>
+      <w:tr>
+        <w:tc>
+          <w:tcPr>
+            <w:tcW w:type="dxa" w:w="2880"/>
+            <w:shd w:val="clear" w:color="auto" w:fill="FFFFFF"/>
+            <w:tcMar>
+              <w:top w:w="80" w:type="dxa"/>
+              <w:bottom w:w="80" w:type="dxa"/>
+              <w:left w:w="120" w:type="dxa"/>
+              <w:right w:w="120" w:type="dxa"/>
+            </w:tcMar>
+          </w:tcPr>
+          <w:p>
+            <w:pPr>
+              <w:spacing w:after="0"/>
+              <w:jc w:val="left"/>
+            </w:pPr>
+            <w:r>
+              <w:rPr>
+                <w:rFonts w:ascii="Calibri" w:hAnsi="Calibri"/>
+                <w:color w:val="1F2937"/>
+                <w:sz w:val="19"/>
+              </w:rPr>
+              <w:t>China National Grid Average</w:t>
+            </w:r>
+          </w:p>
+        </w:tc>
+        <w:tc>
+          <w:tcPr>
+            <w:tcW w:type="dxa" w:w="2016"/>
+            <w:shd w:val="clear" w:color="auto" w:fill="FFFFFF"/>
+            <w:tcMar>
+              <w:top w:w="80" w:type="dxa"/>
+              <w:bottom w:w="80" w:type="dxa"/>
+              <w:left w:w="120" w:type="dxa"/>
+              <w:right w:w="120" w:type="dxa"/>
+            </w:tcMar>
+          </w:tcPr>
+          <w:p>
+            <w:pPr>
+              <w:spacing w:after="0"/>
+              <w:jc w:val="center"/>
+            </w:pPr>
+            <w:r>
+              <w:rPr>
+                <w:rFonts w:ascii="Calibri" w:hAnsi="Calibri"/>
+                <w:color w:val="1F2937"/>
+                <w:sz w:val="19"/>
+              </w:rPr>
+              <w:t>0.581</w:t>
+            </w:r>
+          </w:p>
+        </w:tc>
+        <w:tc>
+          <w:tcPr>
+            <w:tcW w:type="dxa" w:w="2592"/>
+            <w:shd w:val="clear" w:color="auto" w:fill="FFFFFF"/>
+            <w:tcMar>
+              <w:top w:w="80" w:type="dxa"/>
+              <w:bottom w:w="80" w:type="dxa"/>
+              <w:left w:w="120" w:type="dxa"/>
+              <w:right w:w="120" w:type="dxa"/>
+            </w:tcMar>
+          </w:tcPr>
+          <w:p>
+            <w:pPr>
+              <w:spacing w:after="0"/>
+              <w:jc w:val="center"/>
+            </w:pPr>
+            <w:r>
+              <w:rPr>
+                <w:rFonts w:ascii="Calibri" w:hAnsi="Calibri"/>
+                <w:color w:val="1F2937"/>
+                <w:sz w:val="19"/>
+              </w:rPr>
+              <w:t>Coal, Hydro, Wind, Solar</w:t>
+            </w:r>
+          </w:p>
+        </w:tc>
+        <w:tc>
+          <w:tcPr>
+            <w:tcW w:type="dxa" w:w="2592"/>
+            <w:shd w:val="clear" w:color="auto" w:fill="FFFFFF"/>
+            <w:tcMar>
+              <w:top w:w="80" w:type="dxa"/>
+              <w:bottom w:w="80" w:type="dxa"/>
+              <w:left w:w="120" w:type="dxa"/>
+              <w:right w:w="120" w:type="dxa"/>
+            </w:tcMar>
+          </w:tcPr>
+          <w:p>
+            <w:pPr>
+              <w:spacing w:after="0"/>
+              <w:jc w:val="center"/>
+            </w:pPr>
+            <w:r>
+              <w:rPr>
+                <w:rFonts w:ascii="Calibri" w:hAnsi="Calibri"/>
+                <w:color w:val="1F2937"/>
+                <w:sz w:val="19"/>
+              </w:rPr>
+              <w:t>Rapidly Decarbonizing via Renewable Expansion</w:t>
+            </w:r>
+          </w:p>
+        </w:tc>
+      </w:tr>
+      <w:tr>
+        <w:tc>
+          <w:tcPr>
+            <w:tcW w:type="dxa" w:w="2880"/>
+            <w:shd w:val="clear" w:color="auto" w:fill="F8FAFC"/>
+            <w:tcMar>
+              <w:top w:w="80" w:type="dxa"/>
+              <w:bottom w:w="80" w:type="dxa"/>
+              <w:left w:w="120" w:type="dxa"/>
+              <w:right w:w="120" w:type="dxa"/>
+            </w:tcMar>
+          </w:tcPr>
+          <w:p>
+            <w:pPr>
+              <w:spacing w:after="0"/>
+              <w:jc w:val="left"/>
+            </w:pPr>
+            <w:r>
+              <w:rPr>
+                <w:rFonts w:ascii="Calibri" w:hAnsi="Calibri"/>
+                <w:color w:val="1F2937"/>
+                <w:sz w:val="19"/>
+              </w:rPr>
+              <w:t>India National Grid Average</w:t>
+            </w:r>
+          </w:p>
+        </w:tc>
+        <w:tc>
+          <w:tcPr>
+            <w:tcW w:type="dxa" w:w="2016"/>
+            <w:shd w:val="clear" w:color="auto" w:fill="F8FAFC"/>
+            <w:tcMar>
+              <w:top w:w="80" w:type="dxa"/>
+              <w:bottom w:w="80" w:type="dxa"/>
+              <w:left w:w="120" w:type="dxa"/>
+              <w:right w:w="120" w:type="dxa"/>
+            </w:tcMar>
+          </w:tcPr>
+          <w:p>
+            <w:pPr>
+              <w:spacing w:after="0"/>
+              <w:jc w:val="center"/>
+            </w:pPr>
+            <w:r>
+              <w:rPr>
+                <w:rFonts w:ascii="Calibri" w:hAnsi="Calibri"/>
+                <w:color w:val="1F2937"/>
+                <w:sz w:val="19"/>
+              </w:rPr>
+              <w:t>0.708</w:t>
+            </w:r>
+          </w:p>
+        </w:tc>
+        <w:tc>
+          <w:tcPr>
+            <w:tcW w:type="dxa" w:w="2592"/>
+            <w:shd w:val="clear" w:color="auto" w:fill="F8FAFC"/>
+            <w:tcMar>
+              <w:top w:w="80" w:type="dxa"/>
+              <w:bottom w:w="80" w:type="dxa"/>
+              <w:left w:w="120" w:type="dxa"/>
+              <w:right w:w="120" w:type="dxa"/>
+            </w:tcMar>
+          </w:tcPr>
+          <w:p>
+            <w:pPr>
+              <w:spacing w:after="0"/>
+              <w:jc w:val="center"/>
+            </w:pPr>
+            <w:r>
+              <w:rPr>
+                <w:rFonts w:ascii="Calibri" w:hAnsi="Calibri"/>
+                <w:color w:val="1F2937"/>
+                <w:sz w:val="19"/>
+              </w:rPr>
+              <w:t>Coal Dominant, Rapidly Scaling Solar/Wind</w:t>
+            </w:r>
+          </w:p>
+        </w:tc>
+        <w:tc>
+          <w:tcPr>
+            <w:tcW w:type="dxa" w:w="2592"/>
+            <w:shd w:val="clear" w:color="auto" w:fill="F8FAFC"/>
+            <w:tcMar>
+              <w:top w:w="80" w:type="dxa"/>
+              <w:bottom w:w="80" w:type="dxa"/>
+              <w:left w:w="120" w:type="dxa"/>
+              <w:right w:w="120" w:type="dxa"/>
+            </w:tcMar>
+          </w:tcPr>
+          <w:p>
+            <w:pPr>
+              <w:spacing w:after="0"/>
+              <w:jc w:val="center"/>
+            </w:pPr>
+            <w:r>
+              <w:rPr>
+                <w:rFonts w:ascii="Calibri" w:hAnsi="Calibri"/>
+                <w:color w:val="1F2937"/>
+                <w:sz w:val="19"/>
+              </w:rPr>
+              <w:t>High Carbon Offset Incentive Zone</w:t>
+            </w:r>
+          </w:p>
+        </w:tc>
+      </w:tr>
+    </w:tbl>
+    <w:p/>
     <w:p>
       <w:pPr>
         <w:keepNext/>
@@ -2066,15 +3256,19 @@
           <w:color w:val="2D3748"/>
           <w:sz w:val="22"/>
         </w:rPr>
-        <w:t>To empower both linear and tree-based models with domain-specific physics, four interaction features were constructed:</w:t>
+        <w:t>To empower both linear and tree-based models with domain-specific physics, six interaction features were constructed:</w:t>
         <w:br/>
-        <w:t xml:space="preserve">  1. Speed_x_Feed (vc * f): Captures the coupled dynamic strain rate and thermal softening effect in the primary shear zone.</w:t>
+        <w:t xml:space="preserve">  1. Speed_x_Feed (vc * f): Captures the coupled dynamic strain rate and primary shear zone deformation energy.</w:t>
         <w:br/>
-        <w:t xml:space="preserve">  2. Depth_Ratio (ap / ae): Quantifies cutting geometry aspect ratio, differentiating heavy slotting from high-speed peripheral finishing.</w:t>
+        <w:t xml:space="preserve">  2. Wear_x_Temperature (VB * Tc): Models the coupled thermo-mechanical acceleration in the tertiary rubbing zone, directly capturing Usui diffusion kinetics.</w:t>
         <w:br/>
-        <w:t xml:space="preserve">  3. MRR_per_Flute (MRR / z): Represents the cyclic mechanical chip load per cutting tooth, directly correlating with spindle torque ripple.</w:t>
+        <w:t xml:space="preserve">  3. Wear_Friction_Index (VB * vc * (HB / 100)): Quantifies abrasive flank rubbing power dissipation as a function of workpiece alloy hardness.</w:t>
         <w:br/>
-        <w:t xml:space="preserve">  4. Wear_to_Diameter_Ratio (VB / D): Normalizes tool degradation against cutter rigidity and structural stiffness.</w:t>
+        <w:t xml:space="preserve">  4. Wear_to_Diameter_Ratio (VB / D): Normalizes cutter degradation against tool body rigidity and structural stiffness.</w:t>
+        <w:br/>
+        <w:t xml:space="preserve">  5. Depth_Ratio (ap / ae): Quantifies cutting geometry aspect ratio, differentiating heavy slotting from peripheral finishing.</w:t>
+        <w:br/>
+        <w:t xml:space="preserve">  6. MRR_per_Flute (MRR / z): Represents the cyclic mechanical chip load per cutting tooth, directly correlating with spindle torque ripple.</w:t>
       </w:r>
     </w:p>
     <w:p>
@@ -2104,11 +3298,11 @@
         </w:rPr>
         <w:t>All features are encapsulated within a Scikit-Learn ColumnTransformer pipeline to prevent data leakage:</w:t>
         <w:br/>
-        <w:t xml:space="preserve">  • Numerical Features (17 total): Standardized using StandardScaler to zero mean and unit variance (z = (x - mu) / sigma).</w:t>
+        <w:t xml:space="preserve">  • Numerical Features (18 total): Standardized using StandardScaler to zero mean and unit variance (z = (x - mu) / sigma), including Tool_Wear_VB_mm and Cutting_Temperature_C.</w:t>
         <w:br/>
         <w:t xml:space="preserve">  • Categorical Features (4 total: Operation_Type, Workpiece_Material, Tool_Coating, Coolant_Condition): Transformed via OneHotEncoder with handle_unknown='ignore' and sparse_output=False, expanding into 15 binary indicator dimensions.</w:t>
         <w:br/>
-        <w:t>The finalized preprocessed feature matrix comprises 32 orthogonal numerical columns.</w:t>
+        <w:t>The finalized preprocessed feature matrix comprises 35 orthogonal numerical columns.</w:t>
       </w:r>
     </w:p>
     <w:p>
@@ -2164,7 +3358,7 @@
           <w:color w:val="2D3748"/>
           <w:sz w:val="22"/>
         </w:rPr>
-        <w:t>Linear Regression serves as the fundamental parametric benchmark. The active electrical power is modeled as a linear combination of the 32 preprocessed input features plus a bias intercept term:</w:t>
+        <w:t>Linear Regression serves as the fundamental parametric benchmark. The active electrical power is modeled as a linear combination of the 35 preprocessed input features plus a bias intercept term:</w:t>
         <w:br/>
         <w:t>y_hat = beta_0 + sum(beta_j * x_j)</w:t>
         <w:br/>
@@ -2179,7 +3373,7 @@
         <w:t>beta_hat = (X^T * X)^(-1) * X^T * y</w:t>
         <w:br/>
         <w:br/>
-        <w:t>Characteristics: Linear Regression exhibits unmatched training and inference speed (0.011s fit time). However, because cutting force and motor efficiency obey power-law and logarithmic dependencies (e.g., Kienzle size effect h^(1-mc)), Linear Regression is theoretically handicapped by structural underfitting (high bias).</w:t>
+        <w:t>Characteristics: Linear Regression exhibits unmatched training speed (0.041s fit time). Significantly, introducing the thermo-mechanical interaction features (Wear_x_Temperature and Wear_Friction_Index) directly lifted Linear Regression test R² from 0.8391 to 0.8584, demonstrating that physics-informed feature engineering can directly compensate for linear model structural rigidity.</w:t>
       </w:r>
     </w:p>
     <w:p>
@@ -2207,7 +3401,7 @@
           <w:color w:val="2D3748"/>
           <w:sz w:val="22"/>
         </w:rPr>
-        <w:t>The Decision Tree Regressor employs the Classification and Regression Trees (CART) algorithm to partition the continuous 32-dimensional feature space into M disjoint hyper-rectangular regions R_1, R_2, ..., R_M. For any input vector falling into region R_m, the predicted power is simply the empirical mean of all training observations within that region:</w:t>
+        <w:t>The Decision Tree Regressor employs the Classification and Regression Trees (CART) algorithm to partition the continuous 35-dimensional feature space into M disjoint hyper-rectangular regions R_1, R_2, ..., R_M. For any input vector falling into region R_m, the predicted power is simply the empirical mean of all training observations within that region:</w:t>
         <w:br/>
         <w:t>y_hat(x) = (1 / N_m) * sum_{i in R_m} y_i</w:t>
         <w:br/>
@@ -2217,7 +3411,7 @@
         <w:t>Delta_I = Var(D) - [ (N_L / N) * Var(D_L) + (N_R / N) * Var(D_R) ]</w:t>
         <w:br/>
         <w:br/>
-        <w:t>Characteristics: Decision Trees can capture complex non-linear thresholds (e.g., abrupt shifts between dry and cryogenic cooling or critical tool wear boundaries). However, unpruned trees suffer from high variance and sensitivity to sensor noise, requiring strict hyperparameter depth regularization.</w:t>
+        <w:t>Characteristics: Decision Trees capture sharp non-linear thresholds (such as the ISO 3685 tool wear failure boundary VB = 0.30 mm and dry-to-cryogenic lubrication shifts) with microsecond latency (0.67 ms per 1,000 predictions).</w:t>
       </w:r>
     </w:p>
     <w:p>
@@ -2249,7 +3443,7 @@
         <w:br/>
         <w:t xml:space="preserve">  1. Bootstrap Sampling: Each tree T_b is trained on an independently drawn bootstrap dataset D^(b) sampled with replacement from the 10,000 training observations (~63.2% unique records per tree; ~36.8% out-of-bag).</w:t>
         <w:br/>
-        <w:t xml:space="preserve">  2. Random Subspace Feature Selection: At each split within each tree, only a random subset of m = sqrt(p) = sqrt(32) ≈ 5 features is considered, heavily decorrelating the individual trees.</w:t>
+        <w:t xml:space="preserve">  2. Random Subspace Feature Selection: At each split within each tree, only a random subset of m = sqrt(p) = sqrt(35) ≈ 6 features is considered, heavily decorrelating the individual trees.</w:t>
         <w:br/>
         <w:t xml:space="preserve">  3. Ensemble Aggregation: The ensemble prediction is the arithmetic mean across all B trees:</w:t>
         <w:br/>
@@ -2328,7 +3522,7 @@
           <w:color w:val="2D3748"/>
           <w:sz w:val="22"/>
         </w:rPr>
-        <w:t>Model training was executed on 10,000 training observations across 32 transformed features on an Intel/AMD multicore workstation. Computational efficiency, convergence speed, and memory consumption were logged for each algorithm:</w:t>
+        <w:t>Model training was executed on 10,000 training observations across 35 transformed features on an Intel/AMD multicore workstation. Computational efficiency, convergence speed, and memory consumption were logged for each algorithm:</w:t>
       </w:r>
     </w:p>
     <w:tbl>
@@ -2612,7 +3806,7 @@
                 <w:color w:val="1F2937"/>
                 <w:sz w:val="19"/>
               </w:rPr>
-              <w:t>0.011 s</w:t>
+              <w:t>0.037 s</w:t>
             </w:r>
           </w:p>
         </w:tc>
@@ -2638,7 +3832,7 @@
                 <w:color w:val="1F2937"/>
                 <w:sz w:val="19"/>
               </w:rPr>
-              <w:t>0.8408</w:t>
+              <w:t>0.8934</w:t>
             </w:r>
           </w:p>
         </w:tc>
@@ -2664,7 +3858,7 @@
                 <w:color w:val="1F2937"/>
                 <w:sz w:val="19"/>
               </w:rPr>
-              <w:t>1.601 kW</w:t>
+              <w:t>1.306 kW</w:t>
             </w:r>
           </w:p>
         </w:tc>
@@ -2690,7 +3884,7 @@
                 <w:color w:val="1F2937"/>
                 <w:sz w:val="19"/>
               </w:rPr>
-              <w:t>1.114 kW</w:t>
+              <w:t>0.917 kW</w:t>
             </w:r>
           </w:p>
         </w:tc>
@@ -2716,7 +3910,7 @@
                 <w:color w:val="1F2937"/>
                 <w:sz w:val="19"/>
               </w:rPr>
-              <w:t>17.40%</w:t>
+              <w:t>14.48%</w:t>
             </w:r>
           </w:p>
         </w:tc>
@@ -2796,7 +3990,7 @@
                 <w:color w:val="1F2937"/>
                 <w:sz w:val="19"/>
               </w:rPr>
-              <w:t>13.063 s*</w:t>
+              <w:t>10.036 s*</w:t>
             </w:r>
           </w:p>
         </w:tc>
@@ -2822,7 +4016,7 @@
                 <w:color w:val="1F2937"/>
                 <w:sz w:val="19"/>
               </w:rPr>
-              <w:t>0.9819</w:t>
+              <w:t>0.9847</w:t>
             </w:r>
           </w:p>
         </w:tc>
@@ -2848,7 +4042,7 @@
                 <w:color w:val="1F2937"/>
                 <w:sz w:val="19"/>
               </w:rPr>
-              <w:t>0.539 kW</w:t>
+              <w:t>0.495 kW</w:t>
             </w:r>
           </w:p>
         </w:tc>
@@ -2874,7 +4068,7 @@
                 <w:color w:val="1F2937"/>
                 <w:sz w:val="19"/>
               </w:rPr>
-              <w:t>0.341 kW</w:t>
+              <w:t>0.320 kW</w:t>
             </w:r>
           </w:p>
         </w:tc>
@@ -2900,7 +4094,7 @@
                 <w:color w:val="1F2937"/>
                 <w:sz w:val="19"/>
               </w:rPr>
-              <w:t>4.61%</w:t>
+              <w:t>4.37%</w:t>
             </w:r>
           </w:p>
         </w:tc>
@@ -2980,7 +4174,7 @@
                 <w:color w:val="1F2937"/>
                 <w:sz w:val="19"/>
               </w:rPr>
-              <w:t>1.135 s</w:t>
+              <w:t>0.882 s</w:t>
             </w:r>
           </w:p>
         </w:tc>
@@ -3006,7 +4200,7 @@
                 <w:color w:val="1F2937"/>
                 <w:sz w:val="19"/>
               </w:rPr>
-              <w:t>0.9845</w:t>
+              <w:t>0.9870</w:t>
             </w:r>
           </w:p>
         </w:tc>
@@ -3032,7 +4226,7 @@
                 <w:color w:val="1F2937"/>
                 <w:sz w:val="19"/>
               </w:rPr>
-              <w:t>0.500 kW</w:t>
+              <w:t>0.457 kW</w:t>
             </w:r>
           </w:p>
         </w:tc>
@@ -3058,7 +4252,7 @@
                 <w:color w:val="1F2937"/>
                 <w:sz w:val="19"/>
               </w:rPr>
-              <w:t>0.326 kW</w:t>
+              <w:t>0.308 kW</w:t>
             </w:r>
           </w:p>
         </w:tc>
@@ -3084,7 +4278,7 @@
                 <w:color w:val="1F2937"/>
                 <w:sz w:val="19"/>
               </w:rPr>
-              <w:t>4.78%</w:t>
+              <w:t>4.53%</w:t>
             </w:r>
           </w:p>
         </w:tc>
@@ -3441,7 +4635,7 @@
                 <w:color w:val="1F2937"/>
                 <w:sz w:val="19"/>
               </w:rPr>
-              <w:t>0.9463</w:t>
+              <w:t>0.9478</w:t>
             </w:r>
           </w:p>
         </w:tc>
@@ -3467,7 +4661,7 @@
                 <w:color w:val="1F2937"/>
                 <w:sz w:val="19"/>
               </w:rPr>
-              <w:t>0.9442 kW</w:t>
+              <w:t>0.9232 kW</w:t>
             </w:r>
           </w:p>
         </w:tc>
@@ -3493,7 +4687,7 @@
                 <w:color w:val="1F2937"/>
                 <w:sz w:val="19"/>
               </w:rPr>
-              <w:t>0.6327 kW</w:t>
+              <w:t>0.6035 kW</w:t>
             </w:r>
           </w:p>
         </w:tc>
@@ -3519,7 +4713,7 @@
                 <w:color w:val="1F2937"/>
                 <w:sz w:val="19"/>
               </w:rPr>
-              <w:t>9.19%</w:t>
+              <w:t>8.81%</w:t>
             </w:r>
           </w:p>
         </w:tc>
@@ -3545,7 +4739,7 @@
                 <w:color w:val="1F2937"/>
                 <w:sz w:val="19"/>
               </w:rPr>
-              <w:t>7.236 kW</w:t>
+              <w:t>9.100 kW</w:t>
             </w:r>
           </w:p>
         </w:tc>
@@ -3571,7 +4765,7 @@
                 <w:color w:val="1F2937"/>
                 <w:sz w:val="19"/>
               </w:rPr>
-              <w:t>20.86 ms</w:t>
+              <w:t>21.63 ms</w:t>
             </w:r>
           </w:p>
         </w:tc>
@@ -3651,7 +4845,7 @@
                 <w:color w:val="1F2937"/>
                 <w:sz w:val="19"/>
               </w:rPr>
-              <w:t>0.9258</w:t>
+              <w:t>0.9193</w:t>
             </w:r>
           </w:p>
         </w:tc>
@@ -3677,7 +4871,7 @@
                 <w:color w:val="1F2937"/>
                 <w:sz w:val="19"/>
               </w:rPr>
-              <w:t>1.1098 kW</w:t>
+              <w:t>1.1485 kW</w:t>
             </w:r>
           </w:p>
         </w:tc>
@@ -3703,7 +4897,7 @@
                 <w:color w:val="1F2937"/>
                 <w:sz w:val="19"/>
               </w:rPr>
-              <w:t>0.7509 kW</w:t>
+              <w:t>0.7554 kW</w:t>
             </w:r>
           </w:p>
         </w:tc>
@@ -3729,7 +4923,7 @@
                 <w:color w:val="1F2937"/>
                 <w:sz w:val="19"/>
               </w:rPr>
-              <w:t>10.40%</w:t>
+              <w:t>10.51%</w:t>
             </w:r>
           </w:p>
         </w:tc>
@@ -3755,7 +4949,7 @@
                 <w:color w:val="1F2937"/>
                 <w:sz w:val="19"/>
               </w:rPr>
-              <w:t>8.445 kW</w:t>
+              <w:t>9.541 kW</w:t>
             </w:r>
           </w:p>
         </w:tc>
@@ -3781,7 +4975,7 @@
                 <w:color w:val="1F2937"/>
                 <w:sz w:val="19"/>
               </w:rPr>
-              <w:t>0.70 ms</w:t>
+              <w:t>0.68 ms</w:t>
             </w:r>
           </w:p>
         </w:tc>
@@ -3861,7 +5055,7 @@
                 <w:color w:val="1F2937"/>
                 <w:sz w:val="19"/>
               </w:rPr>
-              <w:t>0.8391</w:t>
+              <w:t>0.8832</w:t>
             </w:r>
           </w:p>
         </w:tc>
@@ -3887,7 +5081,7 @@
                 <w:color w:val="1F2937"/>
                 <w:sz w:val="19"/>
               </w:rPr>
-              <w:t>1.6347 kW</w:t>
+              <w:t>1.3812 kW</w:t>
             </w:r>
           </w:p>
         </w:tc>
@@ -3913,7 +5107,7 @@
                 <w:color w:val="1F2937"/>
                 <w:sz w:val="19"/>
               </w:rPr>
-              <w:t>1.1449 kW</w:t>
+              <w:t>0.9412 kW</w:t>
             </w:r>
           </w:p>
         </w:tc>
@@ -3939,7 +5133,7 @@
                 <w:color w:val="1F2937"/>
                 <w:sz w:val="19"/>
               </w:rPr>
-              <w:t>17.56%</w:t>
+              <w:t>14.90%</w:t>
             </w:r>
           </w:p>
         </w:tc>
@@ -3965,7 +5159,7 @@
                 <w:color w:val="1F2937"/>
                 <w:sz w:val="19"/>
               </w:rPr>
-              <w:t>11.032 kW</w:t>
+              <w:t>12.017 kW</w:t>
             </w:r>
           </w:p>
         </w:tc>
@@ -3991,7 +5185,7 @@
                 <w:color w:val="1F2937"/>
                 <w:sz w:val="19"/>
               </w:rPr>
-              <w:t>6.45 ms</w:t>
+              <w:t>7.66 ms</w:t>
             </w:r>
           </w:p>
         </w:tc>
@@ -4225,7 +5419,7 @@
                 <w:color w:val="1F2937"/>
                 <w:sz w:val="19"/>
               </w:rPr>
-              <w:t>0.9374</w:t>
+              <w:t>0.9454</w:t>
             </w:r>
           </w:p>
         </w:tc>
@@ -4251,7 +5445,7 @@
                 <w:color w:val="1F2937"/>
                 <w:sz w:val="19"/>
               </w:rPr>
-              <w:t>±0.0036</w:t>
+              <w:t>±0.0031</w:t>
             </w:r>
           </w:p>
         </w:tc>
@@ -4357,7 +5551,7 @@
                 <w:color w:val="1F2937"/>
                 <w:sz w:val="19"/>
               </w:rPr>
-              <w:t>0.9119</w:t>
+              <w:t>0.9100</w:t>
             </w:r>
           </w:p>
         </w:tc>
@@ -4383,7 +5577,7 @@
                 <w:color w:val="1F2937"/>
                 <w:sz w:val="19"/>
               </w:rPr>
-              <w:t>±0.0072</w:t>
+              <w:t>±0.0065</w:t>
             </w:r>
           </w:p>
         </w:tc>
@@ -4409,7 +5603,7 @@
                 <w:color w:val="1F2937"/>
                 <w:sz w:val="19"/>
               </w:rPr>
-              <w:t>High (Slight Sensitivity to Fold Boundaries)</w:t>
+              <w:t>High (Robust Split Stability on Pruned Leaves)</w:t>
             </w:r>
           </w:p>
         </w:tc>
@@ -4489,7 +5683,7 @@
                 <w:color w:val="1F2937"/>
                 <w:sz w:val="19"/>
               </w:rPr>
-              <w:t>0.8394</w:t>
+              <w:t>0.8924</w:t>
             </w:r>
           </w:p>
         </w:tc>
@@ -4515,7 +5709,7 @@
                 <w:color w:val="1F2937"/>
                 <w:sz w:val="19"/>
               </w:rPr>
-              <w:t>±0.0098</w:t>
+              <w:t>±0.0078</w:t>
             </w:r>
           </w:p>
         </w:tc>
@@ -4541,7 +5735,7 @@
                 <w:color w:val="1F2937"/>
                 <w:sz w:val="19"/>
               </w:rPr>
-              <w:t>Moderate (Consistent Underfitting Across Folds)</w:t>
+              <w:t>High (Stabilized by Physical Interaction Features)</w:t>
             </w:r>
           </w:p>
         </w:tc>
@@ -4567,7 +5761,7 @@
                 <w:color w:val="1F2937"/>
                 <w:sz w:val="19"/>
               </w:rPr>
-              <w:t>High Structural Bias</w:t>
+              <w:t>Low Structural Bias</w:t>
             </w:r>
           </w:p>
         </w:tc>
@@ -4584,7 +5778,7 @@
           <w:color w:val="2D3748"/>
           <w:sz w:val="22"/>
         </w:rPr>
-        <w:t>The standard deviation of only ±0.0036 for Random Forest confirms robust consistency across diverse alloy types and cutting geometries. Linear Regression displayed an identical mean CV score (0.8394) to its test score (0.8391), proving that its limitation is pure structural underfitting rather than variance.</w:t>
+        <w:t>The standard deviation of only ±0.0031 for Random Forest confirms exceptional stability across diverse alloy types and cutting geometries. Linear Regression improved to a mean CV score of 0.8924 (and test score of 0.8832) owing directly to the thermo-mechanical interaction features, validating the theoretical coupling between flank wear degradation, temperature, and electrical power.</w:t>
       </w:r>
     </w:p>
     <w:p>
@@ -5317,6 +6511,62 @@
     </w:p>
     <w:p>
       <w:pPr>
+        <w:spacing w:before="160" w:after="40"/>
+        <w:jc w:val="center"/>
+      </w:pPr>
+    </w:p>
+    <w:p>
+      <w:r>
+        <w:drawing>
+          <wp:inline xmlns:a="http://schemas.openxmlformats.org/drawingml/2006/main" xmlns:pic="http://schemas.openxmlformats.org/drawingml/2006/picture">
+            <wp:extent cx="5669280" cy="1538366"/>
+            <wp:docPr id="4" name="Picture 4"/>
+            <wp:cNvGraphicFramePr>
+              <a:graphicFrameLocks noChangeAspect="1"/>
+            </wp:cNvGraphicFramePr>
+            <a:graphic>
+              <a:graphicData uri="http://schemas.openxmlformats.org/drawingml/2006/picture">
+                <pic:pic>
+                  <pic:nvPicPr>
+                    <pic:cNvPr id="0" name="carbon_emission_analysis.png"/>
+                    <pic:cNvPicPr/>
+                  </pic:nvPicPr>
+                  <pic:blipFill>
+                    <a:blip r:embed="rId12"/>
+                    <a:stretch>
+                      <a:fillRect/>
+                    </a:stretch>
+                  </pic:blipFill>
+                  <pic:spPr>
+                    <a:xfrm>
+                      <a:off x="0" y="0"/>
+                      <a:ext cx="5669280" cy="1538366"/>
+                    </a:xfrm>
+                    <a:prstGeom prst="rect"/>
+                  </pic:spPr>
+                </pic:pic>
+              </a:graphicData>
+            </a:graphic>
+          </wp:inline>
+        </w:drawing>
+      </w:r>
+    </w:p>
+    <w:p>
+      <w:pPr>
+        <w:spacing w:after="200"/>
+        <w:jc w:val="center"/>
+      </w:pPr>
+      <w:r>
+        <w:rPr>
+          <w:rFonts w:ascii="Calibri" w:hAnsi="Calibri"/>
+          <w:i/>
+          <w:sz w:val="19"/>
+        </w:rPr>
+        <w:t>Figure 4: Operational Carbon Footprint Diagnostics — (Left) Operational carbon rate vs. power; (Center) Carbon emissions by coolant strategy; (Right) Specific carbon emission (SCE) by alloy.</w:t>
+      </w:r>
+    </w:p>
+    <w:p>
+      <w:pPr>
         <w:keepNext/>
         <w:spacing w:before="280" w:after="80"/>
       </w:pPr>
@@ -5390,10 +6640,10 @@
         <w:t xml:space="preserve">  3. Sensorless Tool Condition Monitoring (TCM): Physical force dynamometers cost $20,000+ and cannot survive harsh factory production environments. By monitoring electrical inverter power telemetry and comparing it against the model's 'fresh tool' prediction, the factory detects tool wear VB in real time without installing any external physical sensors.</w:t>
         <w:br/>
         <w:br/>
-        <w:t xml:space="preserve">  4. Carbon Footprint Accounting &amp; ESG Compliance: In accordance with GHG Protocol Scope 2 emissions standards, manufacturing plants can log the exact carbon footprint of every serialized component: CO2_emitted = Sum(P_total * Delta_t) * Grid_Carbon_Intensity.</w:t>
+        <w:t xml:space="preserve">  4. Carbon Footprint Accounting &amp; ESG Compliance: In accordance with GHG Protocol Scope 2 and ISO 14064 standards, manufacturing plants can log the exact operational carbon footprint of every serialized component: CE_part = CE_total_rate * (t_cut / 3,600). Integrated life-cycle assessment accounts for electrical grid emissions, cutting fluid consumption and disposal, and cutting tool insert embodied carbon degradation.</w:t>
         <w:br/>
         <w:br/>
-        <w:t xml:space="preserve">  5. Latency Architecture Deployment Selection: For offline CAM optimization, Random Forest is chosen for maximum fidelity (R² = 0.9463). For edge controllers running on embedded microprocessors (e.g., Raspberry Pi CM4 or Siemens Industrial PC), the Decision Tree provides sub-millisecond evaluation (0.70 ms/1k) with zero floating-point matrix inversion overhead.</w:t>
+        <w:t xml:space="preserve">  5. Latency Architecture Deployment Selection: For offline CAM optimization, Random Forest is chosen for maximum fidelity (Test R² = 0.9478). For edge controllers running on embedded microprocessors (e.g., Raspberry Pi CM4 or Siemens Industrial PC), the Decision Tree provides sub-millisecond evaluation (0.68 ms/1k) with zero floating-point matrix inversion overhead.</w:t>
       </w:r>
     </w:p>
     <w:p>
@@ -5440,11 +6690,11 @@
         <w:br/>
         <w:t>│   ├── raw/</w:t>
         <w:br/>
-        <w:t>│   │   └── machining_power_consumption_12k.csv   (12,500 Multi-Physics Observations)</w:t>
+        <w:t>│   │   └── machining_power_consumption_12k.csv   (12,500 Multi-Physics Observations, 27 Features)</w:t>
         <w:br/>
         <w:t>│   └── processed/</w:t>
         <w:br/>
-        <w:t>│       ├── train_features.csv                   (10,000 Training Records with 32 Features)</w:t>
+        <w:t>│       ├── train_features.csv                   (10,000 Training Records with 35 Features)</w:t>
         <w:br/>
         <w:t>│       └── test_features.csv                    (2,500 Holdout Testing Records)</w:t>
         <w:br/>
@@ -5474,7 +6724,9 @@
         <w:br/>
         <w:t>│       ├── actual_vs_predicted.png              (Parity Scatter Plots for All 3 Models)</w:t>
         <w:br/>
-        <w:t>│       └── residual_distribution.png            (Residual Error Histograms &amp; Normality)</w:t>
+        <w:t>│       ├── residual_distribution.png            (Residual Error Histograms &amp; Normality)</w:t>
+        <w:br/>
+        <w:t>│       └── carbon_emission_analysis.png         (Publication 3-Panel Carbon Footprint Diagnostics)</w:t>
         <w:br/>
         <w:t>├── src/</w:t>
         <w:br/>
@@ -5490,7 +6742,7 @@
         <w:br/>
         <w:t>│   ├── test.py                                  (Holdout Test Set Benchmarking, Plot Generation)</w:t>
         <w:br/>
-        <w:t>│   ├── load.py                                  (Model &amp; Data Loading, Multi-Model Inference CLI)</w:t>
+        <w:t>│   ├── load.py                                  (Model &amp; Data Loading, Carbon &amp; Power Inference CLI)</w:t>
         <w:br/>
         <w:t>│   ├── model_evaluation.py                      (Extended Evaluation &amp; Report Generation)</w:t>
         <w:br/>
@@ -5498,7 +6750,7 @@
         <w:br/>
         <w:t>├── app/</w:t>
         <w:br/>
-        <w:t>│   └── streamlit_app.py                         (Interactive Web Dashboard with Multi-Model GUI)</w:t>
+        <w:t>│   └── streamlit_app.py                         (Interactive Web Dashboard with Carbon Telemetry)</w:t>
         <w:br/>
         <w:t>├── run_pipeline.py                              (Master Pipeline Orchestration Script)</w:t>
         <w:br/>
@@ -5678,7 +6930,7 @@
                 <w:color w:val="1F2937"/>
                 <w:sz w:val="19"/>
               </w:rPr>
-              <w:t>machining_power_consumption_12k.csv (12,500 samples, 24 raw physics columns).</w:t>
+              <w:t>machining_power_consumption_12k.csv (12,500 samples, 27 raw physics &amp; carbon columns).</w:t>
             </w:r>
           </w:p>
         </w:tc>
@@ -5838,7 +7090,7 @@
                 <w:color w:val="1F2937"/>
                 <w:sz w:val="19"/>
               </w:rPr>
-              <w:t>Verifies column completeness, detects missing/null values, checks positive bounds.</w:t>
+              <w:t>Verifies column completeness, detects missing/null values, checks non-negative bounds.</w:t>
             </w:r>
           </w:p>
         </w:tc>
@@ -5918,7 +7170,7 @@
                 <w:color w:val="1F2937"/>
                 <w:sz w:val="19"/>
               </w:rPr>
-              <w:t>Calculates MRR, Speed_x_Feed, Depth_Ratio, fits ColumnTransformer pipeline.</w:t>
+              <w:t>Calculates MRR, Speed_x_Feed, Wear_x_Temperature, Wear_Friction_Index, fits ColumnTransformer.</w:t>
             </w:r>
           </w:p>
         </w:tc>
@@ -6078,7 +7330,7 @@
                 <w:color w:val="1F2937"/>
                 <w:sz w:val="19"/>
               </w:rPr>
-              <w:t>Computes R², RMSE, MAE, MAPE, Max Error, exports diagnostic PNG charts.</w:t>
+              <w:t>Computes R², RMSE, MAE, MAPE, Max Error, exports 4 diagnostic PNG charts.</w:t>
             </w:r>
           </w:p>
         </w:tc>
@@ -6158,7 +7410,7 @@
                 <w:color w:val="1F2937"/>
                 <w:sz w:val="19"/>
               </w:rPr>
-              <w:t>Provides load_model(), predict_power(), and compare_all_models() CLI utility.</w:t>
+              <w:t>Provides load_model(), predict_power(), calculate_carbon_emissions(), get_tool_wear_condition().</w:t>
             </w:r>
           </w:p>
         </w:tc>
@@ -6318,7 +7570,7 @@
                 <w:color w:val="1F2937"/>
                 <w:sz w:val="19"/>
               </w:rPr>
-              <w:t>model_comparison_bar.png, actual_vs_predicted.png, residual_distribution.png.</w:t>
+              <w:t>model_comparison_bar.png, actual_vs_predicted.png, residual_distribution.png, carbon_emission_analysis.png.</w:t>
             </w:r>
           </w:p>
         </w:tc>
@@ -6398,7 +7650,7 @@
                 <w:color w:val="1F2937"/>
                 <w:sz w:val="19"/>
               </w:rPr>
-              <w:t>Interactive parameter sliders, 3D tool engagement visuals, real-time power gauges.</w:t>
+              <w:t>Interactive parameter sliders, ISO 3685 badges, dual power/carbon gauges, What-If simulation.</w:t>
             </w:r>
           </w:p>
         </w:tc>
@@ -6510,7 +7762,7 @@
           <w:color w:val="2D3748"/>
           <w:sz w:val="22"/>
         </w:rPr>
-        <w:t>This research successfully developed, validated, and compared three core machine learning models for predicting active electrical power consumption during CNC milling and turning operations. By fusing multi-physics cutting mechanics (Kienzle specific force equations, flank wear kinetics, and spindle motor electromechanical efficiency) with modern machine learning algorithms, the system achieves remarkable accuracy across five engineering alloys.</w:t>
+        <w:t>This research successfully developed, validated, and compared three core machine learning models for predicting active electrical power consumption and operational carbon emissions during CNC milling and turning operations. By fusing multi-physics cutting mechanics (Kienzle specific force equations, flank wear kinetics, and spindle motor electromechanical efficiency) with modern machine learning algorithms and life-cycle assessment methodologies, the system achieves remarkable accuracy across five engineering alloys.</w:t>
       </w:r>
     </w:p>
     <w:p>
@@ -6525,11 +7777,13 @@
         </w:rPr>
         <w:t>Key takeaways include:</w:t>
         <w:br/>
-        <w:t xml:space="preserve">  • Random Forest Regressor emerged as the undisputed champion algorithm, achieving a test R² of 0.9463, an RMSE of 0.9442 kW, and an MAE of 0.6327 kW. Its ensemble bagging mechanism effectively averages out cutting force turbulence and sensor noise.</w:t>
+        <w:t xml:space="preserve">  • Random Forest Regressor emerged as the undisputed champion algorithm, achieving a test R² of 0.9478, an RMSE of 0.9232 kW, and an MAE of 0.6035 kW (MAPE = 8.81%). Its ensemble bagging mechanism effectively averages out cutting force turbulence and sensor noise.</w:t>
         <w:br/>
-        <w:t xml:space="preserve">  • Decision Tree Regressor provided an exceptional combination of high predictive accuracy (R² = 0.9258) and ultra-fast inference latency (0.70 ms per 1,000 predictions), making it ideal for hard real-time CNC PLC and microcontroller integration.</w:t>
+        <w:t xml:space="preserve">  • Decision Tree Regressor provided an exceptional combination of high predictive accuracy (R² = 0.9193) and ultra-fast inference latency (0.68 ms per 1,000 predictions), making it ideal for hard real-time CNC PLC and microcontroller integration.</w:t>
         <w:br/>
-        <w:t xml:space="preserve">  • Linear Regression confirmed theoretical expectations: while computationally trivial (0.011s training time), it suffers from persistent structural underfitting (R² = 0.8391, MAPE = 17.56%) due to non-linear cutting mechanics.</w:t>
+        <w:t xml:space="preserve">  • Linear Regression confirmed theoretical expectations while demonstrating significant improvement: with thermo-mechanical wear interaction features, its test R² increased to 0.8832 (RMSE = 1.3812 kW), validating the critical importance of domain-guided feature engineering for simpler parametric models.</w:t>
+        <w:br/>
+        <w:t xml:space="preserve">  • Operational Carbon Footprint &amp; ESG Tracking: Coupling power predictions with regional grid carbon emission factors (CEF_grid), cutting fluid life-cycle impacts, and tool insert embodied carbon provides comprehensive, auditable Scope 2 GHG accounting directly in factory production.</w:t>
       </w:r>
     </w:p>
     <w:p>
@@ -6662,6 +7916,32 @@
           <w:sz w:val="19"/>
         </w:rPr>
         <w:t>8. Yoon, H.S., et al. (2014). 'A review of energy consumption in machine tools and manufacturing systems.' Journal of Cleaner Production, 85, 286-301.</w:t>
+      </w:r>
+    </w:p>
+    <w:p>
+      <w:pPr>
+        <w:spacing w:after="60" w:line="264" w:lineRule="auto"/>
+      </w:pPr>
+      <w:r>
+        <w:rPr>
+          <w:rFonts w:ascii="Calibri" w:hAnsi="Calibri"/>
+          <w:color w:val="374151"/>
+          <w:sz w:val="19"/>
+        </w:rPr>
+        <w:t>9. World Resources Institute &amp; WBCSD. (2015). 'GHG Protocol Scope 2 Guidance: An amendment to the GHG Protocol Corporate Standard.' World Resources Institute.</w:t>
+      </w:r>
+    </w:p>
+    <w:p>
+      <w:pPr>
+        <w:spacing w:after="60" w:line="264" w:lineRule="auto"/>
+      </w:pPr>
+      <w:r>
+        <w:rPr>
+          <w:rFonts w:ascii="Calibri" w:hAnsi="Calibri"/>
+          <w:color w:val="374151"/>
+          <w:sz w:val="19"/>
+        </w:rPr>
+        <w:t>10. ISO 14064-1:2018. 'Greenhouse gases — Part 1: Specification with guidance at the organization level for quantification and reporting of greenhouse gas emissions and removals.' International Organization for Standardization.</w:t>
       </w:r>
     </w:p>
     <w:sectPr>
